--- a/AIIS-Surat-Kesehatan-PSB-26-27-REVISED (1).docx
+++ b/AIIS-Surat-Kesehatan-PSB-26-27-REVISED (1).docx
@@ -14,67 +14,7 @@
           <w:sz w:val="32"/>
           <w:szCs w:val="32"/>
         </w:rPr>
-        <w:t>بسم</w:t>
-      </w:r>
-      <w:r>
-        <w:rPr>
-          <w:rFonts w:ascii="Traditional Arabic" w:eastAsia="Traditional Arabic" w:hAnsi="Traditional Arabic" w:cs="Traditional Arabic"/>
-          <w:b/>
-          <w:bCs/>
-          <w:sz w:val="32"/>
-          <w:szCs w:val="32"/>
-        </w:rPr>
-        <w:t xml:space="preserve"> </w:t>
-      </w:r>
-      <w:r>
-        <w:rPr>
-          <w:rFonts w:ascii="Traditional Arabic" w:eastAsia="Traditional Arabic" w:hAnsi="Traditional Arabic" w:cs="Traditional Arabic"/>
-          <w:b/>
-          <w:bCs/>
-          <w:sz w:val="32"/>
-          <w:szCs w:val="32"/>
-        </w:rPr>
-        <w:t>الله</w:t>
-      </w:r>
-      <w:r>
-        <w:rPr>
-          <w:rFonts w:ascii="Traditional Arabic" w:eastAsia="Traditional Arabic" w:hAnsi="Traditional Arabic" w:cs="Traditional Arabic"/>
-          <w:b/>
-          <w:bCs/>
-          <w:sz w:val="32"/>
-          <w:szCs w:val="32"/>
-        </w:rPr>
-        <w:t xml:space="preserve"> </w:t>
-      </w:r>
-      <w:r>
-        <w:rPr>
-          <w:rFonts w:ascii="Traditional Arabic" w:eastAsia="Traditional Arabic" w:hAnsi="Traditional Arabic" w:cs="Traditional Arabic"/>
-          <w:b/>
-          <w:bCs/>
-          <w:sz w:val="32"/>
-          <w:szCs w:val="32"/>
-        </w:rPr>
-        <w:t>الرحمن</w:t>
-      </w:r>
-      <w:r>
-        <w:rPr>
-          <w:rFonts w:ascii="Traditional Arabic" w:eastAsia="Traditional Arabic" w:hAnsi="Traditional Arabic" w:cs="Traditional Arabic"/>
-          <w:b/>
-          <w:bCs/>
-          <w:sz w:val="32"/>
-          <w:szCs w:val="32"/>
-        </w:rPr>
-        <w:t xml:space="preserve"> </w:t>
-      </w:r>
-      <w:r>
-        <w:rPr>
-          <w:rFonts w:ascii="Traditional Arabic" w:eastAsia="Traditional Arabic" w:hAnsi="Traditional Arabic" w:cs="Traditional Arabic"/>
-          <w:b/>
-          <w:bCs/>
-          <w:sz w:val="32"/>
-          <w:szCs w:val="32"/>
-        </w:rPr>
-        <w:t>الرحيم</w:t>
+        <w:t>بسم الله الرحمن الرحيم</w:t>
       </w:r>
     </w:p>
     <w:p/>
@@ -149,12 +89,6 @@
         <w:gridCol w:w="7266"/>
       </w:tblGrid>
       <w:tr>
-        <w:tblPrEx>
-          <w:tblCellMar>
-            <w:top w:w="0" w:type="dxa"/>
-            <w:bottom w:w="0" w:type="dxa"/>
-          </w:tblCellMar>
-        </w:tblPrEx>
         <w:tc>
           <w:tcPr>
             <w:tcW w:w="1200" w:type="dxa"/>
@@ -235,12 +169,6 @@
         </w:tc>
       </w:tr>
       <w:tr>
-        <w:tblPrEx>
-          <w:tblCellMar>
-            <w:top w:w="0" w:type="dxa"/>
-            <w:bottom w:w="0" w:type="dxa"/>
-          </w:tblCellMar>
-        </w:tblPrEx>
         <w:tc>
           <w:tcPr>
             <w:tcW w:w="1200" w:type="dxa"/>
@@ -423,12 +351,6 @@
         <w:gridCol w:w="6220"/>
       </w:tblGrid>
       <w:tr>
-        <w:tblPrEx>
-          <w:tblCellMar>
-            <w:top w:w="0" w:type="dxa"/>
-            <w:bottom w:w="0" w:type="dxa"/>
-          </w:tblCellMar>
-        </w:tblPrEx>
         <w:tc>
           <w:tcPr>
             <w:tcW w:w="2400" w:type="dxa"/>
@@ -509,12 +431,6 @@
         </w:tc>
       </w:tr>
       <w:tr>
-        <w:tblPrEx>
-          <w:tblCellMar>
-            <w:top w:w="0" w:type="dxa"/>
-            <w:bottom w:w="0" w:type="dxa"/>
-          </w:tblCellMar>
-        </w:tblPrEx>
         <w:tc>
           <w:tcPr>
             <w:tcW w:w="2400" w:type="dxa"/>
@@ -595,12 +511,6 @@
         </w:tc>
       </w:tr>
       <w:tr>
-        <w:tblPrEx>
-          <w:tblCellMar>
-            <w:top w:w="0" w:type="dxa"/>
-            <w:bottom w:w="0" w:type="dxa"/>
-          </w:tblCellMar>
-        </w:tblPrEx>
         <w:tc>
           <w:tcPr>
             <w:tcW w:w="2400" w:type="dxa"/>
@@ -681,12 +591,6 @@
         </w:tc>
       </w:tr>
       <w:tr>
-        <w:tblPrEx>
-          <w:tblCellMar>
-            <w:top w:w="0" w:type="dxa"/>
-            <w:bottom w:w="0" w:type="dxa"/>
-          </w:tblCellMar>
-        </w:tblPrEx>
         <w:tc>
           <w:tcPr>
             <w:tcW w:w="2400" w:type="dxa"/>
@@ -952,12 +856,6 @@
         <w:gridCol w:w="4333"/>
       </w:tblGrid>
       <w:tr>
-        <w:tblPrEx>
-          <w:tblCellMar>
-            <w:top w:w="0" w:type="dxa"/>
-            <w:bottom w:w="0" w:type="dxa"/>
-          </w:tblCellMar>
-        </w:tblPrEx>
         <w:tc>
           <w:tcPr>
             <w:tcW w:w="4333" w:type="dxa"/>
@@ -1075,67 +973,7 @@
           <w:szCs w:val="32"/>
         </w:rPr>
         <w:lastRenderedPageBreak/>
-        <w:t>بسم</w:t>
-      </w:r>
-      <w:r>
-        <w:rPr>
-          <w:rFonts w:ascii="Traditional Arabic" w:eastAsia="Traditional Arabic" w:hAnsi="Traditional Arabic" w:cs="Traditional Arabic"/>
-          <w:b/>
-          <w:bCs/>
-          <w:sz w:val="32"/>
-          <w:szCs w:val="32"/>
-        </w:rPr>
-        <w:t xml:space="preserve"> </w:t>
-      </w:r>
-      <w:r>
-        <w:rPr>
-          <w:rFonts w:ascii="Traditional Arabic" w:eastAsia="Traditional Arabic" w:hAnsi="Traditional Arabic" w:cs="Traditional Arabic"/>
-          <w:b/>
-          <w:bCs/>
-          <w:sz w:val="32"/>
-          <w:szCs w:val="32"/>
-        </w:rPr>
-        <w:t>الله</w:t>
-      </w:r>
-      <w:r>
-        <w:rPr>
-          <w:rFonts w:ascii="Traditional Arabic" w:eastAsia="Traditional Arabic" w:hAnsi="Traditional Arabic" w:cs="Traditional Arabic"/>
-          <w:b/>
-          <w:bCs/>
-          <w:sz w:val="32"/>
-          <w:szCs w:val="32"/>
-        </w:rPr>
-        <w:t xml:space="preserve"> </w:t>
-      </w:r>
-      <w:r>
-        <w:rPr>
-          <w:rFonts w:ascii="Traditional Arabic" w:eastAsia="Traditional Arabic" w:hAnsi="Traditional Arabic" w:cs="Traditional Arabic"/>
-          <w:b/>
-          <w:bCs/>
-          <w:sz w:val="32"/>
-          <w:szCs w:val="32"/>
-        </w:rPr>
-        <w:t>الرحمن</w:t>
-      </w:r>
-      <w:r>
-        <w:rPr>
-          <w:rFonts w:ascii="Traditional Arabic" w:eastAsia="Traditional Arabic" w:hAnsi="Traditional Arabic" w:cs="Traditional Arabic"/>
-          <w:b/>
-          <w:bCs/>
-          <w:sz w:val="32"/>
-          <w:szCs w:val="32"/>
-        </w:rPr>
-        <w:t xml:space="preserve"> </w:t>
-      </w:r>
-      <w:r>
-        <w:rPr>
-          <w:rFonts w:ascii="Traditional Arabic" w:eastAsia="Traditional Arabic" w:hAnsi="Traditional Arabic" w:cs="Traditional Arabic"/>
-          <w:b/>
-          <w:bCs/>
-          <w:sz w:val="32"/>
-          <w:szCs w:val="32"/>
-        </w:rPr>
-        <w:t>الرحيم</w:t>
+        <w:t>بسم الله الرحمن الرحيم</w:t>
       </w:r>
     </w:p>
     <w:p/>
@@ -1230,12 +1068,6 @@
         <w:gridCol w:w="6220"/>
       </w:tblGrid>
       <w:tr>
-        <w:tblPrEx>
-          <w:tblCellMar>
-            <w:top w:w="0" w:type="dxa"/>
-            <w:bottom w:w="0" w:type="dxa"/>
-          </w:tblCellMar>
-        </w:tblPrEx>
         <w:tc>
           <w:tcPr>
             <w:tcW w:w="2400" w:type="dxa"/>
@@ -1316,12 +1148,6 @@
         </w:tc>
       </w:tr>
       <w:tr>
-        <w:tblPrEx>
-          <w:tblCellMar>
-            <w:top w:w="0" w:type="dxa"/>
-            <w:bottom w:w="0" w:type="dxa"/>
-          </w:tblCellMar>
-        </w:tblPrEx>
         <w:tc>
           <w:tcPr>
             <w:tcW w:w="2400" w:type="dxa"/>
@@ -1402,12 +1228,6 @@
         </w:tc>
       </w:tr>
       <w:tr>
-        <w:tblPrEx>
-          <w:tblCellMar>
-            <w:top w:w="0" w:type="dxa"/>
-            <w:bottom w:w="0" w:type="dxa"/>
-          </w:tblCellMar>
-        </w:tblPrEx>
         <w:tc>
           <w:tcPr>
             <w:tcW w:w="2400" w:type="dxa"/>
@@ -1488,12 +1308,6 @@
         </w:tc>
       </w:tr>
       <w:tr>
-        <w:tblPrEx>
-          <w:tblCellMar>
-            <w:top w:w="0" w:type="dxa"/>
-            <w:bottom w:w="0" w:type="dxa"/>
-          </w:tblCellMar>
-        </w:tblPrEx>
         <w:tc>
           <w:tcPr>
             <w:tcW w:w="2400" w:type="dxa"/>
@@ -1576,6 +1390,9 @@
     </w:tbl>
     <w:p/>
     <w:p>
+      <w:pPr>
+        <w:ind w:left="360" w:hanging="360"/>
+      </w:pPr>
       <w:r>
         <w:rPr>
           <w:b/>
@@ -1611,12 +1428,6 @@
         <w:gridCol w:w="3303"/>
       </w:tblGrid>
       <w:tr>
-        <w:tblPrEx>
-          <w:tblCellMar>
-            <w:top w:w="0" w:type="dxa"/>
-            <w:bottom w:w="0" w:type="dxa"/>
-          </w:tblCellMar>
-        </w:tblPrEx>
         <w:tc>
           <w:tcPr>
             <w:tcW w:w="0" w:type="auto"/>
@@ -1703,12 +1514,6 @@
         </w:tc>
       </w:tr>
       <w:tr>
-        <w:tblPrEx>
-          <w:tblCellMar>
-            <w:top w:w="0" w:type="dxa"/>
-            <w:bottom w:w="0" w:type="dxa"/>
-          </w:tblCellMar>
-        </w:tblPrEx>
         <w:tc>
           <w:tcPr>
             <w:tcW w:w="0" w:type="auto"/>
@@ -1792,12 +1597,6 @@
         </w:tc>
       </w:tr>
       <w:tr>
-        <w:tblPrEx>
-          <w:tblCellMar>
-            <w:top w:w="0" w:type="dxa"/>
-            <w:bottom w:w="0" w:type="dxa"/>
-          </w:tblCellMar>
-        </w:tblPrEx>
         <w:tc>
           <w:tcPr>
             <w:tcW w:w="0" w:type="auto"/>
@@ -1881,12 +1680,6 @@
         </w:tc>
       </w:tr>
       <w:tr>
-        <w:tblPrEx>
-          <w:tblCellMar>
-            <w:top w:w="0" w:type="dxa"/>
-            <w:bottom w:w="0" w:type="dxa"/>
-          </w:tblCellMar>
-        </w:tblPrEx>
         <w:tc>
           <w:tcPr>
             <w:tcW w:w="0" w:type="auto"/>
@@ -1970,12 +1763,6 @@
         </w:tc>
       </w:tr>
       <w:tr>
-        <w:tblPrEx>
-          <w:tblCellMar>
-            <w:top w:w="0" w:type="dxa"/>
-            <w:bottom w:w="0" w:type="dxa"/>
-          </w:tblCellMar>
-        </w:tblPrEx>
         <w:tc>
           <w:tcPr>
             <w:tcW w:w="0" w:type="auto"/>
@@ -2059,12 +1846,6 @@
         </w:tc>
       </w:tr>
       <w:tr>
-        <w:tblPrEx>
-          <w:tblCellMar>
-            <w:top w:w="0" w:type="dxa"/>
-            <w:bottom w:w="0" w:type="dxa"/>
-          </w:tblCellMar>
-        </w:tblPrEx>
         <w:tc>
           <w:tcPr>
             <w:tcW w:w="0" w:type="auto"/>
@@ -2142,6 +1923,9 @@
     </w:tbl>
     <w:p/>
     <w:p>
+      <w:pPr>
+        <w:ind w:left="360" w:hanging="360"/>
+      </w:pPr>
       <w:r>
         <w:rPr>
           <w:b/>
@@ -2180,12 +1964,6 @@
         <w:gridCol w:w="736"/>
       </w:tblGrid>
       <w:tr>
-        <w:tblPrEx>
-          <w:tblCellMar>
-            <w:top w:w="0" w:type="dxa"/>
-            <w:bottom w:w="0" w:type="dxa"/>
-          </w:tblCellMar>
-        </w:tblPrEx>
         <w:tc>
           <w:tcPr>
             <w:tcW w:w="1950" w:type="dxa"/>
@@ -2368,12 +2146,6 @@
         </w:tc>
       </w:tr>
       <w:tr>
-        <w:tblPrEx>
-          <w:tblCellMar>
-            <w:top w:w="0" w:type="dxa"/>
-            <w:bottom w:w="0" w:type="dxa"/>
-          </w:tblCellMar>
-        </w:tblPrEx>
         <w:tc>
           <w:tcPr>
             <w:tcW w:w="1950" w:type="dxa"/>
@@ -2508,12 +2280,6 @@
         </w:tc>
       </w:tr>
       <w:tr>
-        <w:tblPrEx>
-          <w:tblCellMar>
-            <w:top w:w="0" w:type="dxa"/>
-            <w:bottom w:w="0" w:type="dxa"/>
-          </w:tblCellMar>
-        </w:tblPrEx>
         <w:tc>
           <w:tcPr>
             <w:tcW w:w="1950" w:type="dxa"/>
@@ -2662,12 +2428,6 @@
         </w:tc>
       </w:tr>
       <w:tr>
-        <w:tblPrEx>
-          <w:tblCellMar>
-            <w:top w:w="0" w:type="dxa"/>
-            <w:bottom w:w="0" w:type="dxa"/>
-          </w:tblCellMar>
-        </w:tblPrEx>
         <w:tc>
           <w:tcPr>
             <w:tcW w:w="1950" w:type="dxa"/>
@@ -2809,12 +2569,6 @@
         </w:tc>
       </w:tr>
       <w:tr>
-        <w:tblPrEx>
-          <w:tblCellMar>
-            <w:top w:w="0" w:type="dxa"/>
-            <w:bottom w:w="0" w:type="dxa"/>
-          </w:tblCellMar>
-        </w:tblPrEx>
         <w:tc>
           <w:tcPr>
             <w:tcW w:w="1950" w:type="dxa"/>
@@ -2963,12 +2717,6 @@
         </w:tc>
       </w:tr>
       <w:tr>
-        <w:tblPrEx>
-          <w:tblCellMar>
-            <w:top w:w="0" w:type="dxa"/>
-            <w:bottom w:w="0" w:type="dxa"/>
-          </w:tblCellMar>
-        </w:tblPrEx>
         <w:tc>
           <w:tcPr>
             <w:tcW w:w="1950" w:type="dxa"/>
@@ -3110,12 +2858,6 @@
         </w:tc>
       </w:tr>
       <w:tr>
-        <w:tblPrEx>
-          <w:tblCellMar>
-            <w:top w:w="0" w:type="dxa"/>
-            <w:bottom w:w="0" w:type="dxa"/>
-          </w:tblCellMar>
-        </w:tblPrEx>
         <w:tc>
           <w:tcPr>
             <w:tcW w:w="1950" w:type="dxa"/>
@@ -3250,12 +2992,6 @@
         </w:tc>
       </w:tr>
       <w:tr>
-        <w:tblPrEx>
-          <w:tblCellMar>
-            <w:top w:w="0" w:type="dxa"/>
-            <w:bottom w:w="0" w:type="dxa"/>
-          </w:tblCellMar>
-        </w:tblPrEx>
         <w:tc>
           <w:tcPr>
             <w:tcW w:w="1950" w:type="dxa"/>
@@ -3404,12 +3140,6 @@
         </w:tc>
       </w:tr>
       <w:tr>
-        <w:tblPrEx>
-          <w:tblCellMar>
-            <w:top w:w="0" w:type="dxa"/>
-            <w:bottom w:w="0" w:type="dxa"/>
-          </w:tblCellMar>
-        </w:tblPrEx>
         <w:tc>
           <w:tcPr>
             <w:tcW w:w="1950" w:type="dxa"/>
@@ -3558,12 +3288,6 @@
         </w:tc>
       </w:tr>
       <w:tr>
-        <w:tblPrEx>
-          <w:tblCellMar>
-            <w:top w:w="0" w:type="dxa"/>
-            <w:bottom w:w="0" w:type="dxa"/>
-          </w:tblCellMar>
-        </w:tblPrEx>
         <w:tc>
           <w:tcPr>
             <w:tcW w:w="1950" w:type="dxa"/>
@@ -3712,12 +3436,6 @@
         </w:tc>
       </w:tr>
       <w:tr>
-        <w:tblPrEx>
-          <w:tblCellMar>
-            <w:top w:w="0" w:type="dxa"/>
-            <w:bottom w:w="0" w:type="dxa"/>
-          </w:tblCellMar>
-        </w:tblPrEx>
         <w:tc>
           <w:tcPr>
             <w:tcW w:w="1950" w:type="dxa"/>
@@ -3859,12 +3577,6 @@
         </w:tc>
       </w:tr>
       <w:tr>
-        <w:tblPrEx>
-          <w:tblCellMar>
-            <w:top w:w="0" w:type="dxa"/>
-            <w:bottom w:w="0" w:type="dxa"/>
-          </w:tblCellMar>
-        </w:tblPrEx>
         <w:tc>
           <w:tcPr>
             <w:tcW w:w="1950" w:type="dxa"/>
@@ -4006,12 +3718,6 @@
         </w:tc>
       </w:tr>
       <w:tr>
-        <w:tblPrEx>
-          <w:tblCellMar>
-            <w:top w:w="0" w:type="dxa"/>
-            <w:bottom w:w="0" w:type="dxa"/>
-          </w:tblCellMar>
-        </w:tblPrEx>
         <w:tc>
           <w:tcPr>
             <w:tcW w:w="1950" w:type="dxa"/>
@@ -4160,12 +3866,6 @@
         </w:tc>
       </w:tr>
       <w:tr>
-        <w:tblPrEx>
-          <w:tblCellMar>
-            <w:top w:w="0" w:type="dxa"/>
-            <w:bottom w:w="0" w:type="dxa"/>
-          </w:tblCellMar>
-        </w:tblPrEx>
         <w:tc>
           <w:tcPr>
             <w:tcW w:w="1950" w:type="dxa"/>
@@ -4314,12 +4014,6 @@
         </w:tc>
       </w:tr>
       <w:tr>
-        <w:tblPrEx>
-          <w:tblCellMar>
-            <w:top w:w="0" w:type="dxa"/>
-            <w:bottom w:w="0" w:type="dxa"/>
-          </w:tblCellMar>
-        </w:tblPrEx>
         <w:tc>
           <w:tcPr>
             <w:tcW w:w="1950" w:type="dxa"/>
@@ -4461,12 +4155,6 @@
         </w:tc>
       </w:tr>
       <w:tr>
-        <w:tblPrEx>
-          <w:tblCellMar>
-            <w:top w:w="0" w:type="dxa"/>
-            <w:bottom w:w="0" w:type="dxa"/>
-          </w:tblCellMar>
-        </w:tblPrEx>
         <w:tc>
           <w:tcPr>
             <w:tcW w:w="1950" w:type="dxa"/>
@@ -4608,12 +4296,6 @@
         </w:tc>
       </w:tr>
       <w:tr>
-        <w:tblPrEx>
-          <w:tblCellMar>
-            <w:top w:w="0" w:type="dxa"/>
-            <w:bottom w:w="0" w:type="dxa"/>
-          </w:tblCellMar>
-        </w:tblPrEx>
         <w:tc>
           <w:tcPr>
             <w:tcW w:w="1950" w:type="dxa"/>
@@ -4762,12 +4444,6 @@
         </w:tc>
       </w:tr>
       <w:tr>
-        <w:tblPrEx>
-          <w:tblCellMar>
-            <w:top w:w="0" w:type="dxa"/>
-            <w:bottom w:w="0" w:type="dxa"/>
-          </w:tblCellMar>
-        </w:tblPrEx>
         <w:tc>
           <w:tcPr>
             <w:tcW w:w="1950" w:type="dxa"/>
@@ -4894,12 +4570,6 @@
         </w:tc>
       </w:tr>
       <w:tr>
-        <w:tblPrEx>
-          <w:tblCellMar>
-            <w:top w:w="0" w:type="dxa"/>
-            <w:bottom w:w="0" w:type="dxa"/>
-          </w:tblCellMar>
-        </w:tblPrEx>
         <w:tc>
           <w:tcPr>
             <w:tcW w:w="1950" w:type="dxa"/>
@@ -5033,12 +4703,6 @@
         </w:tc>
       </w:tr>
       <w:tr>
-        <w:tblPrEx>
-          <w:tblCellMar>
-            <w:top w:w="0" w:type="dxa"/>
-            <w:bottom w:w="0" w:type="dxa"/>
-          </w:tblCellMar>
-        </w:tblPrEx>
         <w:tc>
           <w:tcPr>
             <w:tcW w:w="1950" w:type="dxa"/>
@@ -5209,12 +4873,6 @@
         <w:gridCol w:w="4333"/>
       </w:tblGrid>
       <w:tr>
-        <w:tblPrEx>
-          <w:tblCellMar>
-            <w:top w:w="0" w:type="dxa"/>
-            <w:bottom w:w="0" w:type="dxa"/>
-          </w:tblCellMar>
-        </w:tblPrEx>
         <w:tc>
           <w:tcPr>
             <w:tcW w:w="4333" w:type="dxa"/>

--- a/AIIS-Surat-Kesehatan-PSB-26-27-REVISED (1).docx
+++ b/AIIS-Surat-Kesehatan-PSB-26-27-REVISED (1).docx
@@ -14,7 +14,67 @@
           <w:sz w:val="32"/>
           <w:szCs w:val="32"/>
         </w:rPr>
-        <w:t>بسم الله الرحمن الرحيم</w:t>
+        <w:t>بسم</w:t>
+      </w:r>
+      <w:r>
+        <w:rPr>
+          <w:rFonts w:ascii="Traditional Arabic" w:eastAsia="Traditional Arabic" w:hAnsi="Traditional Arabic" w:cs="Traditional Arabic"/>
+          <w:b/>
+          <w:bCs/>
+          <w:sz w:val="32"/>
+          <w:szCs w:val="32"/>
+        </w:rPr>
+        <w:t xml:space="preserve"> </w:t>
+      </w:r>
+      <w:r>
+        <w:rPr>
+          <w:rFonts w:ascii="Traditional Arabic" w:eastAsia="Traditional Arabic" w:hAnsi="Traditional Arabic" w:cs="Traditional Arabic"/>
+          <w:b/>
+          <w:bCs/>
+          <w:sz w:val="32"/>
+          <w:szCs w:val="32"/>
+        </w:rPr>
+        <w:t>الله</w:t>
+      </w:r>
+      <w:r>
+        <w:rPr>
+          <w:rFonts w:ascii="Traditional Arabic" w:eastAsia="Traditional Arabic" w:hAnsi="Traditional Arabic" w:cs="Traditional Arabic"/>
+          <w:b/>
+          <w:bCs/>
+          <w:sz w:val="32"/>
+          <w:szCs w:val="32"/>
+        </w:rPr>
+        <w:t xml:space="preserve"> </w:t>
+      </w:r>
+      <w:r>
+        <w:rPr>
+          <w:rFonts w:ascii="Traditional Arabic" w:eastAsia="Traditional Arabic" w:hAnsi="Traditional Arabic" w:cs="Traditional Arabic"/>
+          <w:b/>
+          <w:bCs/>
+          <w:sz w:val="32"/>
+          <w:szCs w:val="32"/>
+        </w:rPr>
+        <w:t>الرحمن</w:t>
+      </w:r>
+      <w:r>
+        <w:rPr>
+          <w:rFonts w:ascii="Traditional Arabic" w:eastAsia="Traditional Arabic" w:hAnsi="Traditional Arabic" w:cs="Traditional Arabic"/>
+          <w:b/>
+          <w:bCs/>
+          <w:sz w:val="32"/>
+          <w:szCs w:val="32"/>
+        </w:rPr>
+        <w:t xml:space="preserve"> </w:t>
+      </w:r>
+      <w:r>
+        <w:rPr>
+          <w:rFonts w:ascii="Traditional Arabic" w:eastAsia="Traditional Arabic" w:hAnsi="Traditional Arabic" w:cs="Traditional Arabic"/>
+          <w:b/>
+          <w:bCs/>
+          <w:sz w:val="32"/>
+          <w:szCs w:val="32"/>
+        </w:rPr>
+        <w:t>الرحيم</w:t>
       </w:r>
     </w:p>
     <w:p/>
@@ -89,6 +149,12 @@
         <w:gridCol w:w="7266"/>
       </w:tblGrid>
       <w:tr>
+        <w:tblPrEx>
+          <w:tblCellMar>
+            <w:top w:w="0" w:type="dxa"/>
+            <w:bottom w:w="0" w:type="dxa"/>
+          </w:tblCellMar>
+        </w:tblPrEx>
         <w:tc>
           <w:tcPr>
             <w:tcW w:w="1200" w:type="dxa"/>
@@ -169,6 +235,12 @@
         </w:tc>
       </w:tr>
       <w:tr>
+        <w:tblPrEx>
+          <w:tblCellMar>
+            <w:top w:w="0" w:type="dxa"/>
+            <w:bottom w:w="0" w:type="dxa"/>
+          </w:tblCellMar>
+        </w:tblPrEx>
         <w:tc>
           <w:tcPr>
             <w:tcW w:w="1200" w:type="dxa"/>
@@ -351,6 +423,12 @@
         <w:gridCol w:w="6220"/>
       </w:tblGrid>
       <w:tr>
+        <w:tblPrEx>
+          <w:tblCellMar>
+            <w:top w:w="0" w:type="dxa"/>
+            <w:bottom w:w="0" w:type="dxa"/>
+          </w:tblCellMar>
+        </w:tblPrEx>
         <w:tc>
           <w:tcPr>
             <w:tcW w:w="2400" w:type="dxa"/>
@@ -431,6 +509,12 @@
         </w:tc>
       </w:tr>
       <w:tr>
+        <w:tblPrEx>
+          <w:tblCellMar>
+            <w:top w:w="0" w:type="dxa"/>
+            <w:bottom w:w="0" w:type="dxa"/>
+          </w:tblCellMar>
+        </w:tblPrEx>
         <w:tc>
           <w:tcPr>
             <w:tcW w:w="2400" w:type="dxa"/>
@@ -511,6 +595,12 @@
         </w:tc>
       </w:tr>
       <w:tr>
+        <w:tblPrEx>
+          <w:tblCellMar>
+            <w:top w:w="0" w:type="dxa"/>
+            <w:bottom w:w="0" w:type="dxa"/>
+          </w:tblCellMar>
+        </w:tblPrEx>
         <w:tc>
           <w:tcPr>
             <w:tcW w:w="2400" w:type="dxa"/>
@@ -591,6 +681,12 @@
         </w:tc>
       </w:tr>
       <w:tr>
+        <w:tblPrEx>
+          <w:tblCellMar>
+            <w:top w:w="0" w:type="dxa"/>
+            <w:bottom w:w="0" w:type="dxa"/>
+          </w:tblCellMar>
+        </w:tblPrEx>
         <w:tc>
           <w:tcPr>
             <w:tcW w:w="2400" w:type="dxa"/>
@@ -673,6 +769,9 @@
     </w:tbl>
     <w:p/>
     <w:p>
+      <w:pPr>
+        <w:jc w:val="both"/>
+      </w:pPr>
       <w:r>
         <w:rPr>
           <w:sz w:val="22"/>
@@ -752,6 +851,7 @@
           <w:ilvl w:val="0"/>
           <w:numId w:val="2"/>
         </w:numPr>
+        <w:jc w:val="both"/>
       </w:pPr>
       <w:r>
         <w:rPr>
@@ -856,6 +956,12 @@
         <w:gridCol w:w="4333"/>
       </w:tblGrid>
       <w:tr>
+        <w:tblPrEx>
+          <w:tblCellMar>
+            <w:top w:w="0" w:type="dxa"/>
+            <w:bottom w:w="0" w:type="dxa"/>
+          </w:tblCellMar>
+        </w:tblPrEx>
         <w:tc>
           <w:tcPr>
             <w:tcW w:w="4333" w:type="dxa"/>
@@ -932,7 +1038,7 @@
         <w:pBdr>
           <w:top w:val="single" w:sz="6" w:space="6" w:color="888888"/>
         </w:pBdr>
-        <w:jc w:val="center"/>
+        <w:jc w:val="both"/>
       </w:pPr>
       <w:r>
         <w:rPr>
@@ -973,7 +1079,67 @@
           <w:szCs w:val="32"/>
         </w:rPr>
         <w:lastRenderedPageBreak/>
-        <w:t>بسم الله الرحمن الرحيم</w:t>
+        <w:t>بسم</w:t>
+      </w:r>
+      <w:r>
+        <w:rPr>
+          <w:rFonts w:ascii="Traditional Arabic" w:eastAsia="Traditional Arabic" w:hAnsi="Traditional Arabic" w:cs="Traditional Arabic"/>
+          <w:b/>
+          <w:bCs/>
+          <w:sz w:val="32"/>
+          <w:szCs w:val="32"/>
+        </w:rPr>
+        <w:t xml:space="preserve"> </w:t>
+      </w:r>
+      <w:r>
+        <w:rPr>
+          <w:rFonts w:ascii="Traditional Arabic" w:eastAsia="Traditional Arabic" w:hAnsi="Traditional Arabic" w:cs="Traditional Arabic"/>
+          <w:b/>
+          <w:bCs/>
+          <w:sz w:val="32"/>
+          <w:szCs w:val="32"/>
+        </w:rPr>
+        <w:t>الله</w:t>
+      </w:r>
+      <w:r>
+        <w:rPr>
+          <w:rFonts w:ascii="Traditional Arabic" w:eastAsia="Traditional Arabic" w:hAnsi="Traditional Arabic" w:cs="Traditional Arabic"/>
+          <w:b/>
+          <w:bCs/>
+          <w:sz w:val="32"/>
+          <w:szCs w:val="32"/>
+        </w:rPr>
+        <w:t xml:space="preserve"> </w:t>
+      </w:r>
+      <w:r>
+        <w:rPr>
+          <w:rFonts w:ascii="Traditional Arabic" w:eastAsia="Traditional Arabic" w:hAnsi="Traditional Arabic" w:cs="Traditional Arabic"/>
+          <w:b/>
+          <w:bCs/>
+          <w:sz w:val="32"/>
+          <w:szCs w:val="32"/>
+        </w:rPr>
+        <w:t>الرحمن</w:t>
+      </w:r>
+      <w:r>
+        <w:rPr>
+          <w:rFonts w:ascii="Traditional Arabic" w:eastAsia="Traditional Arabic" w:hAnsi="Traditional Arabic" w:cs="Traditional Arabic"/>
+          <w:b/>
+          <w:bCs/>
+          <w:sz w:val="32"/>
+          <w:szCs w:val="32"/>
+        </w:rPr>
+        <w:t xml:space="preserve"> </w:t>
+      </w:r>
+      <w:r>
+        <w:rPr>
+          <w:rFonts w:ascii="Traditional Arabic" w:eastAsia="Traditional Arabic" w:hAnsi="Traditional Arabic" w:cs="Traditional Arabic"/>
+          <w:b/>
+          <w:bCs/>
+          <w:sz w:val="32"/>
+          <w:szCs w:val="32"/>
+        </w:rPr>
+        <w:t>الرحيم</w:t>
       </w:r>
     </w:p>
     <w:p/>
@@ -994,7 +1160,7 @@
     </w:p>
     <w:p>
       <w:pPr>
-        <w:jc w:val="center"/>
+        <w:jc w:val="both"/>
       </w:pPr>
       <w:r>
         <w:rPr>
@@ -1036,6 +1202,9 @@
       </w:r>
     </w:p>
     <w:p>
+      <w:pPr>
+        <w:jc w:val="both"/>
+      </w:pPr>
       <w:r>
         <w:rPr>
           <w:sz w:val="22"/>
@@ -1068,6 +1237,12 @@
         <w:gridCol w:w="6220"/>
       </w:tblGrid>
       <w:tr>
+        <w:tblPrEx>
+          <w:tblCellMar>
+            <w:top w:w="0" w:type="dxa"/>
+            <w:bottom w:w="0" w:type="dxa"/>
+          </w:tblCellMar>
+        </w:tblPrEx>
         <w:tc>
           <w:tcPr>
             <w:tcW w:w="2400" w:type="dxa"/>
@@ -1148,6 +1323,12 @@
         </w:tc>
       </w:tr>
       <w:tr>
+        <w:tblPrEx>
+          <w:tblCellMar>
+            <w:top w:w="0" w:type="dxa"/>
+            <w:bottom w:w="0" w:type="dxa"/>
+          </w:tblCellMar>
+        </w:tblPrEx>
         <w:tc>
           <w:tcPr>
             <w:tcW w:w="2400" w:type="dxa"/>
@@ -1228,6 +1409,12 @@
         </w:tc>
       </w:tr>
       <w:tr>
+        <w:tblPrEx>
+          <w:tblCellMar>
+            <w:top w:w="0" w:type="dxa"/>
+            <w:bottom w:w="0" w:type="dxa"/>
+          </w:tblCellMar>
+        </w:tblPrEx>
         <w:tc>
           <w:tcPr>
             <w:tcW w:w="2400" w:type="dxa"/>
@@ -1308,6 +1495,12 @@
         </w:tc>
       </w:tr>
       <w:tr>
+        <w:tblPrEx>
+          <w:tblCellMar>
+            <w:top w:w="0" w:type="dxa"/>
+            <w:bottom w:w="0" w:type="dxa"/>
+          </w:tblCellMar>
+        </w:tblPrEx>
         <w:tc>
           <w:tcPr>
             <w:tcW w:w="2400" w:type="dxa"/>
@@ -1390,9 +1583,6 @@
     </w:tbl>
     <w:p/>
     <w:p>
-      <w:pPr>
-        <w:ind w:left="360" w:hanging="360"/>
-      </w:pPr>
       <w:r>
         <w:rPr>
           <w:b/>
@@ -1428,6 +1618,12 @@
         <w:gridCol w:w="3303"/>
       </w:tblGrid>
       <w:tr>
+        <w:tblPrEx>
+          <w:tblCellMar>
+            <w:top w:w="0" w:type="dxa"/>
+            <w:bottom w:w="0" w:type="dxa"/>
+          </w:tblCellMar>
+        </w:tblPrEx>
         <w:tc>
           <w:tcPr>
             <w:tcW w:w="0" w:type="auto"/>
@@ -1514,6 +1710,12 @@
         </w:tc>
       </w:tr>
       <w:tr>
+        <w:tblPrEx>
+          <w:tblCellMar>
+            <w:top w:w="0" w:type="dxa"/>
+            <w:bottom w:w="0" w:type="dxa"/>
+          </w:tblCellMar>
+        </w:tblPrEx>
         <w:tc>
           <w:tcPr>
             <w:tcW w:w="0" w:type="auto"/>
@@ -1597,6 +1799,12 @@
         </w:tc>
       </w:tr>
       <w:tr>
+        <w:tblPrEx>
+          <w:tblCellMar>
+            <w:top w:w="0" w:type="dxa"/>
+            <w:bottom w:w="0" w:type="dxa"/>
+          </w:tblCellMar>
+        </w:tblPrEx>
         <w:tc>
           <w:tcPr>
             <w:tcW w:w="0" w:type="auto"/>
@@ -1680,6 +1888,12 @@
         </w:tc>
       </w:tr>
       <w:tr>
+        <w:tblPrEx>
+          <w:tblCellMar>
+            <w:top w:w="0" w:type="dxa"/>
+            <w:bottom w:w="0" w:type="dxa"/>
+          </w:tblCellMar>
+        </w:tblPrEx>
         <w:tc>
           <w:tcPr>
             <w:tcW w:w="0" w:type="auto"/>
@@ -1763,6 +1977,12 @@
         </w:tc>
       </w:tr>
       <w:tr>
+        <w:tblPrEx>
+          <w:tblCellMar>
+            <w:top w:w="0" w:type="dxa"/>
+            <w:bottom w:w="0" w:type="dxa"/>
+          </w:tblCellMar>
+        </w:tblPrEx>
         <w:tc>
           <w:tcPr>
             <w:tcW w:w="0" w:type="auto"/>
@@ -1846,6 +2066,12 @@
         </w:tc>
       </w:tr>
       <w:tr>
+        <w:tblPrEx>
+          <w:tblCellMar>
+            <w:top w:w="0" w:type="dxa"/>
+            <w:bottom w:w="0" w:type="dxa"/>
+          </w:tblCellMar>
+        </w:tblPrEx>
         <w:tc>
           <w:tcPr>
             <w:tcW w:w="0" w:type="auto"/>
@@ -1863,6 +2089,9 @@
             </w:tcMar>
           </w:tcPr>
           <w:p>
+            <w:pPr>
+              <w:jc w:val="both"/>
+            </w:pPr>
             <w:r>
               <w:rPr>
                 <w:sz w:val="22"/>
@@ -1923,9 +2152,6 @@
     </w:tbl>
     <w:p/>
     <w:p>
-      <w:pPr>
-        <w:ind w:left="360" w:hanging="360"/>
-      </w:pPr>
       <w:r>
         <w:rPr>
           <w:b/>
@@ -1964,6 +2190,12 @@
         <w:gridCol w:w="736"/>
       </w:tblGrid>
       <w:tr>
+        <w:tblPrEx>
+          <w:tblCellMar>
+            <w:top w:w="0" w:type="dxa"/>
+            <w:bottom w:w="0" w:type="dxa"/>
+          </w:tblCellMar>
+        </w:tblPrEx>
         <w:tc>
           <w:tcPr>
             <w:tcW w:w="1950" w:type="dxa"/>
@@ -2146,6 +2378,12 @@
         </w:tc>
       </w:tr>
       <w:tr>
+        <w:tblPrEx>
+          <w:tblCellMar>
+            <w:top w:w="0" w:type="dxa"/>
+            <w:bottom w:w="0" w:type="dxa"/>
+          </w:tblCellMar>
+        </w:tblPrEx>
         <w:tc>
           <w:tcPr>
             <w:tcW w:w="1950" w:type="dxa"/>
@@ -2280,6 +2518,12 @@
         </w:tc>
       </w:tr>
       <w:tr>
+        <w:tblPrEx>
+          <w:tblCellMar>
+            <w:top w:w="0" w:type="dxa"/>
+            <w:bottom w:w="0" w:type="dxa"/>
+          </w:tblCellMar>
+        </w:tblPrEx>
         <w:tc>
           <w:tcPr>
             <w:tcW w:w="1950" w:type="dxa"/>
@@ -2428,6 +2672,12 @@
         </w:tc>
       </w:tr>
       <w:tr>
+        <w:tblPrEx>
+          <w:tblCellMar>
+            <w:top w:w="0" w:type="dxa"/>
+            <w:bottom w:w="0" w:type="dxa"/>
+          </w:tblCellMar>
+        </w:tblPrEx>
         <w:tc>
           <w:tcPr>
             <w:tcW w:w="1950" w:type="dxa"/>
@@ -2569,6 +2819,12 @@
         </w:tc>
       </w:tr>
       <w:tr>
+        <w:tblPrEx>
+          <w:tblCellMar>
+            <w:top w:w="0" w:type="dxa"/>
+            <w:bottom w:w="0" w:type="dxa"/>
+          </w:tblCellMar>
+        </w:tblPrEx>
         <w:tc>
           <w:tcPr>
             <w:tcW w:w="1950" w:type="dxa"/>
@@ -2717,6 +2973,12 @@
         </w:tc>
       </w:tr>
       <w:tr>
+        <w:tblPrEx>
+          <w:tblCellMar>
+            <w:top w:w="0" w:type="dxa"/>
+            <w:bottom w:w="0" w:type="dxa"/>
+          </w:tblCellMar>
+        </w:tblPrEx>
         <w:tc>
           <w:tcPr>
             <w:tcW w:w="1950" w:type="dxa"/>
@@ -2858,6 +3120,12 @@
         </w:tc>
       </w:tr>
       <w:tr>
+        <w:tblPrEx>
+          <w:tblCellMar>
+            <w:top w:w="0" w:type="dxa"/>
+            <w:bottom w:w="0" w:type="dxa"/>
+          </w:tblCellMar>
+        </w:tblPrEx>
         <w:tc>
           <w:tcPr>
             <w:tcW w:w="1950" w:type="dxa"/>
@@ -2992,6 +3260,12 @@
         </w:tc>
       </w:tr>
       <w:tr>
+        <w:tblPrEx>
+          <w:tblCellMar>
+            <w:top w:w="0" w:type="dxa"/>
+            <w:bottom w:w="0" w:type="dxa"/>
+          </w:tblCellMar>
+        </w:tblPrEx>
         <w:tc>
           <w:tcPr>
             <w:tcW w:w="1950" w:type="dxa"/>
@@ -3140,6 +3414,12 @@
         </w:tc>
       </w:tr>
       <w:tr>
+        <w:tblPrEx>
+          <w:tblCellMar>
+            <w:top w:w="0" w:type="dxa"/>
+            <w:bottom w:w="0" w:type="dxa"/>
+          </w:tblCellMar>
+        </w:tblPrEx>
         <w:tc>
           <w:tcPr>
             <w:tcW w:w="1950" w:type="dxa"/>
@@ -3288,6 +3568,12 @@
         </w:tc>
       </w:tr>
       <w:tr>
+        <w:tblPrEx>
+          <w:tblCellMar>
+            <w:top w:w="0" w:type="dxa"/>
+            <w:bottom w:w="0" w:type="dxa"/>
+          </w:tblCellMar>
+        </w:tblPrEx>
         <w:tc>
           <w:tcPr>
             <w:tcW w:w="1950" w:type="dxa"/>
@@ -3436,6 +3722,12 @@
         </w:tc>
       </w:tr>
       <w:tr>
+        <w:tblPrEx>
+          <w:tblCellMar>
+            <w:top w:w="0" w:type="dxa"/>
+            <w:bottom w:w="0" w:type="dxa"/>
+          </w:tblCellMar>
+        </w:tblPrEx>
         <w:tc>
           <w:tcPr>
             <w:tcW w:w="1950" w:type="dxa"/>
@@ -3577,6 +3869,12 @@
         </w:tc>
       </w:tr>
       <w:tr>
+        <w:tblPrEx>
+          <w:tblCellMar>
+            <w:top w:w="0" w:type="dxa"/>
+            <w:bottom w:w="0" w:type="dxa"/>
+          </w:tblCellMar>
+        </w:tblPrEx>
         <w:tc>
           <w:tcPr>
             <w:tcW w:w="1950" w:type="dxa"/>
@@ -3718,6 +4016,12 @@
         </w:tc>
       </w:tr>
       <w:tr>
+        <w:tblPrEx>
+          <w:tblCellMar>
+            <w:top w:w="0" w:type="dxa"/>
+            <w:bottom w:w="0" w:type="dxa"/>
+          </w:tblCellMar>
+        </w:tblPrEx>
         <w:tc>
           <w:tcPr>
             <w:tcW w:w="1950" w:type="dxa"/>
@@ -3866,6 +4170,12 @@
         </w:tc>
       </w:tr>
       <w:tr>
+        <w:tblPrEx>
+          <w:tblCellMar>
+            <w:top w:w="0" w:type="dxa"/>
+            <w:bottom w:w="0" w:type="dxa"/>
+          </w:tblCellMar>
+        </w:tblPrEx>
         <w:tc>
           <w:tcPr>
             <w:tcW w:w="1950" w:type="dxa"/>
@@ -4014,6 +4324,12 @@
         </w:tc>
       </w:tr>
       <w:tr>
+        <w:tblPrEx>
+          <w:tblCellMar>
+            <w:top w:w="0" w:type="dxa"/>
+            <w:bottom w:w="0" w:type="dxa"/>
+          </w:tblCellMar>
+        </w:tblPrEx>
         <w:tc>
           <w:tcPr>
             <w:tcW w:w="1950" w:type="dxa"/>
@@ -4155,6 +4471,12 @@
         </w:tc>
       </w:tr>
       <w:tr>
+        <w:tblPrEx>
+          <w:tblCellMar>
+            <w:top w:w="0" w:type="dxa"/>
+            <w:bottom w:w="0" w:type="dxa"/>
+          </w:tblCellMar>
+        </w:tblPrEx>
         <w:tc>
           <w:tcPr>
             <w:tcW w:w="1950" w:type="dxa"/>
@@ -4296,6 +4618,12 @@
         </w:tc>
       </w:tr>
       <w:tr>
+        <w:tblPrEx>
+          <w:tblCellMar>
+            <w:top w:w="0" w:type="dxa"/>
+            <w:bottom w:w="0" w:type="dxa"/>
+          </w:tblCellMar>
+        </w:tblPrEx>
         <w:tc>
           <w:tcPr>
             <w:tcW w:w="1950" w:type="dxa"/>
@@ -4444,6 +4772,12 @@
         </w:tc>
       </w:tr>
       <w:tr>
+        <w:tblPrEx>
+          <w:tblCellMar>
+            <w:top w:w="0" w:type="dxa"/>
+            <w:bottom w:w="0" w:type="dxa"/>
+          </w:tblCellMar>
+        </w:tblPrEx>
         <w:tc>
           <w:tcPr>
             <w:tcW w:w="1950" w:type="dxa"/>
@@ -4570,6 +4904,12 @@
         </w:tc>
       </w:tr>
       <w:tr>
+        <w:tblPrEx>
+          <w:tblCellMar>
+            <w:top w:w="0" w:type="dxa"/>
+            <w:bottom w:w="0" w:type="dxa"/>
+          </w:tblCellMar>
+        </w:tblPrEx>
         <w:tc>
           <w:tcPr>
             <w:tcW w:w="1950" w:type="dxa"/>
@@ -4703,6 +5043,12 @@
         </w:tc>
       </w:tr>
       <w:tr>
+        <w:tblPrEx>
+          <w:tblCellMar>
+            <w:top w:w="0" w:type="dxa"/>
+            <w:bottom w:w="0" w:type="dxa"/>
+          </w:tblCellMar>
+        </w:tblPrEx>
         <w:tc>
           <w:tcPr>
             <w:tcW w:w="1950" w:type="dxa"/>
@@ -4873,6 +5219,12 @@
         <w:gridCol w:w="4333"/>
       </w:tblGrid>
       <w:tr>
+        <w:tblPrEx>
+          <w:tblCellMar>
+            <w:top w:w="0" w:type="dxa"/>
+            <w:bottom w:w="0" w:type="dxa"/>
+          </w:tblCellMar>
+        </w:tblPrEx>
         <w:tc>
           <w:tcPr>
             <w:tcW w:w="4333" w:type="dxa"/>
@@ -4955,7 +5307,7 @@
         <w:pBdr>
           <w:top w:val="single" w:sz="6" w:space="6" w:color="888888"/>
         </w:pBdr>
-        <w:jc w:val="center"/>
+        <w:jc w:val="both"/>
       </w:pPr>
       <w:r>
         <w:rPr>
@@ -4986,10 +5338,10 @@
 <file path=word/numbering.xml><?xml version="1.0" encoding="utf-8"?>
 <w:numbering xmlns:wpc="http://schemas.microsoft.com/office/word/2010/wordprocessingCanvas" xmlns:cx="http://schemas.microsoft.com/office/drawing/2014/chartex" xmlns:cx1="http://schemas.microsoft.com/office/drawing/2015/9/8/chartex" xmlns:cx2="http://schemas.microsoft.com/office/drawing/2015/10/21/chartex" xmlns:cx3="http://schemas.microsoft.com/office/drawing/2016/5/9/chartex" xmlns:cx4="http://schemas.microsoft.com/office/drawing/2016/5/10/chartex" xmlns:cx5="http://schemas.microsoft.com/office/drawing/2016/5/11/chartex" xmlns:cx6="http://schemas.microsoft.com/office/drawing/2016/5/12/chartex" xmlns:cx7="http://schemas.microsoft.com/office/drawing/2016/5/13/chartex" xmlns:cx8="http://schemas.microsoft.com/office/drawing/2016/5/14/chartex" xmlns:mc="http://schemas.openxmlformats.org/markup-compatibility/2006" xmlns:aink="http://schemas.microsoft.com/office/drawing/2016/ink" xmlns:am3d="http://schemas.microsoft.com/office/drawing/2017/model3d" xmlns:o="urn:schemas-microsoft-com:office:office" xmlns:oel="http://schemas.microsoft.com/office/2019/extlst" xmlns:r="http://schemas.openxmlformats.org/officeDocument/2006/relationships" xmlns:m="http://schemas.openxmlformats.org/officeDocument/2006/math" xmlns:v="urn:schemas-microsoft-com:vml" xmlns:wp14="http://schemas.microsoft.com/office/word/2010/wordprocessingDrawing" xmlns:wp="http://schemas.openxmlformats.org/drawingml/2006/wordprocessingDrawing" xmlns:w10="urn:schemas-microsoft-com:office:word" xmlns:w="http://schemas.openxmlformats.org/wordprocessingml/2006/main" xmlns:w14="http://schemas.microsoft.com/office/word/2010/wordml" xmlns:w15="http://schemas.microsoft.com/office/word/2012/wordml" xmlns:w16cex="http://schemas.microsoft.com/office/word/2018/wordml/cex" xmlns:w16cid="http://schemas.microsoft.com/office/word/2016/wordml/cid" xmlns:w16="http://schemas.microsoft.com/office/word/2018/wordml" xmlns:w16sdtdh="http://schemas.microsoft.com/office/word/2020/wordml/sdtdatahash" xmlns:w16se="http://schemas.microsoft.com/office/word/2015/wordml/symex" xmlns:wpg="http://schemas.microsoft.com/office/word/2010/wordprocessingGroup" xmlns:wpi="http://schemas.microsoft.com/office/word/2010/wordprocessingInk" xmlns:wne="http://schemas.microsoft.com/office/word/2006/wordml" xmlns:wps="http://schemas.microsoft.com/office/word/2010/wordprocessingShape" mc:Ignorable="w14 w15 w16se w16cid w16 w16cex w16sdtdh wp14">
   <w:abstractNum w:abstractNumId="0" w15:restartNumberingAfterBreak="0">
-    <w:nsid w:val="5EAC3C04"/>
+    <w:nsid w:val="2F7568F2"/>
     <w:multiLevelType w:val="hybridMultilevel"/>
-    <w:tmpl w:val="5A560372"/>
-    <w:lvl w:ilvl="0" w:tplc="7B1695CC">
+    <w:tmpl w:val="93F23CF0"/>
+    <w:lvl w:ilvl="0" w:tplc="104ECC3C">
       <w:start w:val="1"/>
       <w:numFmt w:val="bullet"/>
       <w:lvlText w:val="●"/>
@@ -4998,7 +5350,7 @@
         <w:ind w:left="720" w:hanging="360"/>
       </w:pPr>
     </w:lvl>
-    <w:lvl w:ilvl="1" w:tplc="29D2BD2C">
+    <w:lvl w:ilvl="1" w:tplc="AD202694">
       <w:start w:val="1"/>
       <w:numFmt w:val="bullet"/>
       <w:lvlText w:val="○"/>
@@ -5007,7 +5359,7 @@
         <w:ind w:left="1440" w:hanging="360"/>
       </w:pPr>
     </w:lvl>
-    <w:lvl w:ilvl="2" w:tplc="B5BC631C">
+    <w:lvl w:ilvl="2" w:tplc="43789E0C">
       <w:start w:val="1"/>
       <w:numFmt w:val="bullet"/>
       <w:lvlText w:val="■"/>
@@ -5016,7 +5368,7 @@
         <w:ind w:left="2160" w:hanging="360"/>
       </w:pPr>
     </w:lvl>
-    <w:lvl w:ilvl="3" w:tplc="C2DCEB96">
+    <w:lvl w:ilvl="3" w:tplc="A8E62A1C">
       <w:start w:val="1"/>
       <w:numFmt w:val="bullet"/>
       <w:lvlText w:val="●"/>
@@ -5025,7 +5377,7 @@
         <w:ind w:left="2880" w:hanging="360"/>
       </w:pPr>
     </w:lvl>
-    <w:lvl w:ilvl="4" w:tplc="7F42ABCE">
+    <w:lvl w:ilvl="4" w:tplc="FF54D086">
       <w:start w:val="1"/>
       <w:numFmt w:val="bullet"/>
       <w:lvlText w:val="○"/>
@@ -5034,7 +5386,7 @@
         <w:ind w:left="3600" w:hanging="360"/>
       </w:pPr>
     </w:lvl>
-    <w:lvl w:ilvl="5" w:tplc="74D47526">
+    <w:lvl w:ilvl="5" w:tplc="45F087AE">
       <w:start w:val="1"/>
       <w:numFmt w:val="bullet"/>
       <w:lvlText w:val="■"/>
@@ -5043,7 +5395,7 @@
         <w:ind w:left="4320" w:hanging="360"/>
       </w:pPr>
     </w:lvl>
-    <w:lvl w:ilvl="6" w:tplc="9D7C225E">
+    <w:lvl w:ilvl="6" w:tplc="8AC8C4C8">
       <w:start w:val="1"/>
       <w:numFmt w:val="bullet"/>
       <w:lvlText w:val="●"/>
@@ -5052,7 +5404,7 @@
         <w:ind w:left="5040" w:hanging="360"/>
       </w:pPr>
     </w:lvl>
-    <w:lvl w:ilvl="7" w:tplc="E21030D4">
+    <w:lvl w:ilvl="7" w:tplc="DE888628">
       <w:start w:val="1"/>
       <w:numFmt w:val="bullet"/>
       <w:lvlText w:val="●"/>
@@ -5061,7 +5413,7 @@
         <w:ind w:left="5760" w:hanging="360"/>
       </w:pPr>
     </w:lvl>
-    <w:lvl w:ilvl="8" w:tplc="7E806B40">
+    <w:lvl w:ilvl="8" w:tplc="320419F2">
       <w:start w:val="1"/>
       <w:numFmt w:val="bullet"/>
       <w:lvlText w:val="●"/>
@@ -5072,10 +5424,10 @@
     </w:lvl>
   </w:abstractNum>
   <w:abstractNum w:abstractNumId="1" w15:restartNumberingAfterBreak="0">
-    <w:nsid w:val="713436A8"/>
+    <w:nsid w:val="3DAC249F"/>
     <w:multiLevelType w:val="hybridMultilevel"/>
-    <w:tmpl w:val="F82EC22C"/>
-    <w:lvl w:ilvl="0" w:tplc="C526BECA">
+    <w:tmpl w:val="5E4AC344"/>
+    <w:lvl w:ilvl="0" w:tplc="9C9E04A6">
       <w:start w:val="1"/>
       <w:numFmt w:val="bullet"/>
       <w:lvlText w:val="•"/>
@@ -5089,54 +5441,54 @@
         <w:szCs w:val="22"/>
       </w:rPr>
     </w:lvl>
-    <w:lvl w:ilvl="1" w:tplc="E5CE8F0A">
+    <w:lvl w:ilvl="1" w:tplc="C7A6B2C0">
       <w:numFmt w:val="decimal"/>
       <w:lvlText w:val=""/>
       <w:lvlJc w:val="left"/>
     </w:lvl>
-    <w:lvl w:ilvl="2" w:tplc="05C006F2">
+    <w:lvl w:ilvl="2" w:tplc="EF2896BC">
       <w:numFmt w:val="decimal"/>
       <w:lvlText w:val=""/>
       <w:lvlJc w:val="left"/>
     </w:lvl>
-    <w:lvl w:ilvl="3" w:tplc="B020429A">
+    <w:lvl w:ilvl="3" w:tplc="2D78B6AA">
       <w:numFmt w:val="decimal"/>
       <w:lvlText w:val=""/>
       <w:lvlJc w:val="left"/>
     </w:lvl>
-    <w:lvl w:ilvl="4" w:tplc="6E40271E">
+    <w:lvl w:ilvl="4" w:tplc="1532A08E">
       <w:numFmt w:val="decimal"/>
       <w:lvlText w:val=""/>
       <w:lvlJc w:val="left"/>
     </w:lvl>
-    <w:lvl w:ilvl="5" w:tplc="ECCCD9BA">
+    <w:lvl w:ilvl="5" w:tplc="DF58D02A">
       <w:numFmt w:val="decimal"/>
       <w:lvlText w:val=""/>
       <w:lvlJc w:val="left"/>
     </w:lvl>
-    <w:lvl w:ilvl="6" w:tplc="2E782862">
+    <w:lvl w:ilvl="6" w:tplc="99D61148">
       <w:numFmt w:val="decimal"/>
       <w:lvlText w:val=""/>
       <w:lvlJc w:val="left"/>
     </w:lvl>
-    <w:lvl w:ilvl="7" w:tplc="B8286870">
+    <w:lvl w:ilvl="7" w:tplc="553A11AC">
       <w:numFmt w:val="decimal"/>
       <w:lvlText w:val=""/>
       <w:lvlJc w:val="left"/>
     </w:lvl>
-    <w:lvl w:ilvl="8" w:tplc="0EB2FE76">
+    <w:lvl w:ilvl="8" w:tplc="77A2E38A">
       <w:numFmt w:val="decimal"/>
       <w:lvlText w:val=""/>
       <w:lvlJc w:val="left"/>
     </w:lvl>
   </w:abstractNum>
-  <w:num w:numId="1" w16cid:durableId="1143694120">
+  <w:num w:numId="1" w16cid:durableId="1047873277">
     <w:abstractNumId w:val="0"/>
     <w:lvlOverride w:ilvl="0">
       <w:startOverride w:val="1"/>
     </w:lvlOverride>
   </w:num>
-  <w:num w:numId="2" w16cid:durableId="2044594847">
+  <w:num w:numId="2" w16cid:durableId="1107772250">
     <w:abstractNumId w:val="1"/>
     <w:lvlOverride w:ilvl="0">
       <w:startOverride w:val="1"/>

--- a/AIIS-Surat-Kesehatan-PSB-26-27-REVISED (1).docx
+++ b/AIIS-Surat-Kesehatan-PSB-26-27-REVISED (1).docx
@@ -5338,10 +5338,10 @@
 <file path=word/numbering.xml><?xml version="1.0" encoding="utf-8"?>
 <w:numbering xmlns:wpc="http://schemas.microsoft.com/office/word/2010/wordprocessingCanvas" xmlns:cx="http://schemas.microsoft.com/office/drawing/2014/chartex" xmlns:cx1="http://schemas.microsoft.com/office/drawing/2015/9/8/chartex" xmlns:cx2="http://schemas.microsoft.com/office/drawing/2015/10/21/chartex" xmlns:cx3="http://schemas.microsoft.com/office/drawing/2016/5/9/chartex" xmlns:cx4="http://schemas.microsoft.com/office/drawing/2016/5/10/chartex" xmlns:cx5="http://schemas.microsoft.com/office/drawing/2016/5/11/chartex" xmlns:cx6="http://schemas.microsoft.com/office/drawing/2016/5/12/chartex" xmlns:cx7="http://schemas.microsoft.com/office/drawing/2016/5/13/chartex" xmlns:cx8="http://schemas.microsoft.com/office/drawing/2016/5/14/chartex" xmlns:mc="http://schemas.openxmlformats.org/markup-compatibility/2006" xmlns:aink="http://schemas.microsoft.com/office/drawing/2016/ink" xmlns:am3d="http://schemas.microsoft.com/office/drawing/2017/model3d" xmlns:o="urn:schemas-microsoft-com:office:office" xmlns:oel="http://schemas.microsoft.com/office/2019/extlst" xmlns:r="http://schemas.openxmlformats.org/officeDocument/2006/relationships" xmlns:m="http://schemas.openxmlformats.org/officeDocument/2006/math" xmlns:v="urn:schemas-microsoft-com:vml" xmlns:wp14="http://schemas.microsoft.com/office/word/2010/wordprocessingDrawing" xmlns:wp="http://schemas.openxmlformats.org/drawingml/2006/wordprocessingDrawing" xmlns:w10="urn:schemas-microsoft-com:office:word" xmlns:w="http://schemas.openxmlformats.org/wordprocessingml/2006/main" xmlns:w14="http://schemas.microsoft.com/office/word/2010/wordml" xmlns:w15="http://schemas.microsoft.com/office/word/2012/wordml" xmlns:w16cex="http://schemas.microsoft.com/office/word/2018/wordml/cex" xmlns:w16cid="http://schemas.microsoft.com/office/word/2016/wordml/cid" xmlns:w16="http://schemas.microsoft.com/office/word/2018/wordml" xmlns:w16sdtdh="http://schemas.microsoft.com/office/word/2020/wordml/sdtdatahash" xmlns:w16se="http://schemas.microsoft.com/office/word/2015/wordml/symex" xmlns:wpg="http://schemas.microsoft.com/office/word/2010/wordprocessingGroup" xmlns:wpi="http://schemas.microsoft.com/office/word/2010/wordprocessingInk" xmlns:wne="http://schemas.microsoft.com/office/word/2006/wordml" xmlns:wps="http://schemas.microsoft.com/office/word/2010/wordprocessingShape" mc:Ignorable="w14 w15 w16se w16cid w16 w16cex w16sdtdh wp14">
   <w:abstractNum w:abstractNumId="0" w15:restartNumberingAfterBreak="0">
-    <w:nsid w:val="2F7568F2"/>
+    <w:nsid w:val="10BF2543"/>
     <w:multiLevelType w:val="hybridMultilevel"/>
-    <w:tmpl w:val="93F23CF0"/>
-    <w:lvl w:ilvl="0" w:tplc="104ECC3C">
+    <w:tmpl w:val="63368FC8"/>
+    <w:lvl w:ilvl="0" w:tplc="97E25632">
       <w:start w:val="1"/>
       <w:numFmt w:val="bullet"/>
       <w:lvlText w:val="●"/>
@@ -5350,7 +5350,7 @@
         <w:ind w:left="720" w:hanging="360"/>
       </w:pPr>
     </w:lvl>
-    <w:lvl w:ilvl="1" w:tplc="AD202694">
+    <w:lvl w:ilvl="1" w:tplc="21F86FDE">
       <w:start w:val="1"/>
       <w:numFmt w:val="bullet"/>
       <w:lvlText w:val="○"/>
@@ -5359,7 +5359,7 @@
         <w:ind w:left="1440" w:hanging="360"/>
       </w:pPr>
     </w:lvl>
-    <w:lvl w:ilvl="2" w:tplc="43789E0C">
+    <w:lvl w:ilvl="2" w:tplc="386A8A46">
       <w:start w:val="1"/>
       <w:numFmt w:val="bullet"/>
       <w:lvlText w:val="■"/>
@@ -5368,7 +5368,7 @@
         <w:ind w:left="2160" w:hanging="360"/>
       </w:pPr>
     </w:lvl>
-    <w:lvl w:ilvl="3" w:tplc="A8E62A1C">
+    <w:lvl w:ilvl="3" w:tplc="1A4E6590">
       <w:start w:val="1"/>
       <w:numFmt w:val="bullet"/>
       <w:lvlText w:val="●"/>
@@ -5377,7 +5377,7 @@
         <w:ind w:left="2880" w:hanging="360"/>
       </w:pPr>
     </w:lvl>
-    <w:lvl w:ilvl="4" w:tplc="FF54D086">
+    <w:lvl w:ilvl="4" w:tplc="C8920868">
       <w:start w:val="1"/>
       <w:numFmt w:val="bullet"/>
       <w:lvlText w:val="○"/>
@@ -5386,7 +5386,7 @@
         <w:ind w:left="3600" w:hanging="360"/>
       </w:pPr>
     </w:lvl>
-    <w:lvl w:ilvl="5" w:tplc="45F087AE">
+    <w:lvl w:ilvl="5" w:tplc="D354C1F8">
       <w:start w:val="1"/>
       <w:numFmt w:val="bullet"/>
       <w:lvlText w:val="■"/>
@@ -5395,7 +5395,7 @@
         <w:ind w:left="4320" w:hanging="360"/>
       </w:pPr>
     </w:lvl>
-    <w:lvl w:ilvl="6" w:tplc="8AC8C4C8">
+    <w:lvl w:ilvl="6" w:tplc="BDF28E5A">
       <w:start w:val="1"/>
       <w:numFmt w:val="bullet"/>
       <w:lvlText w:val="●"/>
@@ -5404,7 +5404,7 @@
         <w:ind w:left="5040" w:hanging="360"/>
       </w:pPr>
     </w:lvl>
-    <w:lvl w:ilvl="7" w:tplc="DE888628">
+    <w:lvl w:ilvl="7" w:tplc="975AF8E2">
       <w:start w:val="1"/>
       <w:numFmt w:val="bullet"/>
       <w:lvlText w:val="●"/>
@@ -5413,7 +5413,7 @@
         <w:ind w:left="5760" w:hanging="360"/>
       </w:pPr>
     </w:lvl>
-    <w:lvl w:ilvl="8" w:tplc="320419F2">
+    <w:lvl w:ilvl="8" w:tplc="C17C2484">
       <w:start w:val="1"/>
       <w:numFmt w:val="bullet"/>
       <w:lvlText w:val="●"/>
@@ -5424,10 +5424,10 @@
     </w:lvl>
   </w:abstractNum>
   <w:abstractNum w:abstractNumId="1" w15:restartNumberingAfterBreak="0">
-    <w:nsid w:val="3DAC249F"/>
+    <w:nsid w:val="13415E2B"/>
     <w:multiLevelType w:val="hybridMultilevel"/>
-    <w:tmpl w:val="5E4AC344"/>
-    <w:lvl w:ilvl="0" w:tplc="9C9E04A6">
+    <w:tmpl w:val="D15E7D2A"/>
+    <w:lvl w:ilvl="0" w:tplc="53AC69E4">
       <w:start w:val="1"/>
       <w:numFmt w:val="bullet"/>
       <w:lvlText w:val="•"/>
@@ -5441,54 +5441,54 @@
         <w:szCs w:val="22"/>
       </w:rPr>
     </w:lvl>
-    <w:lvl w:ilvl="1" w:tplc="C7A6B2C0">
+    <w:lvl w:ilvl="1" w:tplc="D1D44226">
       <w:numFmt w:val="decimal"/>
       <w:lvlText w:val=""/>
       <w:lvlJc w:val="left"/>
     </w:lvl>
-    <w:lvl w:ilvl="2" w:tplc="EF2896BC">
+    <w:lvl w:ilvl="2" w:tplc="1528EFB4">
       <w:numFmt w:val="decimal"/>
       <w:lvlText w:val=""/>
       <w:lvlJc w:val="left"/>
     </w:lvl>
-    <w:lvl w:ilvl="3" w:tplc="2D78B6AA">
+    <w:lvl w:ilvl="3" w:tplc="6BC008C6">
       <w:numFmt w:val="decimal"/>
       <w:lvlText w:val=""/>
       <w:lvlJc w:val="left"/>
     </w:lvl>
-    <w:lvl w:ilvl="4" w:tplc="1532A08E">
+    <w:lvl w:ilvl="4" w:tplc="0CD0CDC6">
       <w:numFmt w:val="decimal"/>
       <w:lvlText w:val=""/>
       <w:lvlJc w:val="left"/>
     </w:lvl>
-    <w:lvl w:ilvl="5" w:tplc="DF58D02A">
+    <w:lvl w:ilvl="5" w:tplc="D346B32C">
       <w:numFmt w:val="decimal"/>
       <w:lvlText w:val=""/>
       <w:lvlJc w:val="left"/>
     </w:lvl>
-    <w:lvl w:ilvl="6" w:tplc="99D61148">
+    <w:lvl w:ilvl="6" w:tplc="577EDC06">
       <w:numFmt w:val="decimal"/>
       <w:lvlText w:val=""/>
       <w:lvlJc w:val="left"/>
     </w:lvl>
-    <w:lvl w:ilvl="7" w:tplc="553A11AC">
+    <w:lvl w:ilvl="7" w:tplc="54DE3DDC">
       <w:numFmt w:val="decimal"/>
       <w:lvlText w:val=""/>
       <w:lvlJc w:val="left"/>
     </w:lvl>
-    <w:lvl w:ilvl="8" w:tplc="77A2E38A">
+    <w:lvl w:ilvl="8" w:tplc="87D0D9FC">
       <w:numFmt w:val="decimal"/>
       <w:lvlText w:val=""/>
       <w:lvlJc w:val="left"/>
     </w:lvl>
   </w:abstractNum>
-  <w:num w:numId="1" w16cid:durableId="1047873277">
+  <w:num w:numId="1" w16cid:durableId="1732733130">
     <w:abstractNumId w:val="0"/>
     <w:lvlOverride w:ilvl="0">
       <w:startOverride w:val="1"/>
     </w:lvlOverride>
   </w:num>
-  <w:num w:numId="2" w16cid:durableId="1107772250">
+  <w:num w:numId="2" w16cid:durableId="1485701709">
     <w:abstractNumId w:val="1"/>
     <w:lvlOverride w:ilvl="0">
       <w:startOverride w:val="1"/>

--- a/AIIS-Surat-Kesehatan-PSB-26-27-REVISED (1).docx
+++ b/AIIS-Surat-Kesehatan-PSB-26-27-REVISED (1).docx
@@ -1583,6 +1583,13 @@
     </w:tbl>
     <w:p/>
     <w:p>
+      <w:pPr>
+        <w:tabs>
+          <w:tab w:val="left" w:pos="720"/>
+        </w:tabs>
+        <w:ind w:left="720" w:hanging="720"/>
+        <w:jc w:val="both"/>
+      </w:pPr>
       <w:r>
         <w:rPr>
           <w:b/>
@@ -1590,7 +1597,25 @@
           <w:sz w:val="22"/>
           <w:szCs w:val="22"/>
         </w:rPr>
-        <w:t>A. Riwayat Kesehatan Pribadi</w:t>
+        <w:t>A.</w:t>
+      </w:r>
+      <w:r>
+        <w:rPr>
+          <w:b/>
+          <w:bCs/>
+          <w:sz w:val="22"/>
+          <w:szCs w:val="22"/>
+        </w:rPr>
+        <w:tab/>
+      </w:r>
+      <w:r>
+        <w:rPr>
+          <w:b/>
+          <w:bCs/>
+          <w:sz w:val="22"/>
+          <w:szCs w:val="22"/>
+        </w:rPr>
+        <w:t>Riwayat Kesehatan Pribadi</w:t>
       </w:r>
     </w:p>
     <w:p/>
@@ -2152,6 +2177,13 @@
     </w:tbl>
     <w:p/>
     <w:p>
+      <w:pPr>
+        <w:tabs>
+          <w:tab w:val="left" w:pos="720"/>
+        </w:tabs>
+        <w:ind w:left="720" w:hanging="720"/>
+        <w:jc w:val="both"/>
+      </w:pPr>
       <w:r>
         <w:rPr>
           <w:b/>
@@ -2159,7 +2191,25 @@
           <w:sz w:val="22"/>
           <w:szCs w:val="22"/>
         </w:rPr>
-        <w:t>B. Hasil Pemeriksaan Fisik</w:t>
+        <w:t>B.</w:t>
+      </w:r>
+      <w:r>
+        <w:rPr>
+          <w:b/>
+          <w:bCs/>
+          <w:sz w:val="22"/>
+          <w:szCs w:val="22"/>
+        </w:rPr>
+        <w:tab/>
+      </w:r>
+      <w:r>
+        <w:rPr>
+          <w:b/>
+          <w:bCs/>
+          <w:sz w:val="22"/>
+          <w:szCs w:val="22"/>
+        </w:rPr>
+        <w:t>Hasil Pemeriksaan Fisik</w:t>
       </w:r>
     </w:p>
     <w:p/>
@@ -5338,96 +5388,10 @@
 <file path=word/numbering.xml><?xml version="1.0" encoding="utf-8"?>
 <w:numbering xmlns:wpc="http://schemas.microsoft.com/office/word/2010/wordprocessingCanvas" xmlns:cx="http://schemas.microsoft.com/office/drawing/2014/chartex" xmlns:cx1="http://schemas.microsoft.com/office/drawing/2015/9/8/chartex" xmlns:cx2="http://schemas.microsoft.com/office/drawing/2015/10/21/chartex" xmlns:cx3="http://schemas.microsoft.com/office/drawing/2016/5/9/chartex" xmlns:cx4="http://schemas.microsoft.com/office/drawing/2016/5/10/chartex" xmlns:cx5="http://schemas.microsoft.com/office/drawing/2016/5/11/chartex" xmlns:cx6="http://schemas.microsoft.com/office/drawing/2016/5/12/chartex" xmlns:cx7="http://schemas.microsoft.com/office/drawing/2016/5/13/chartex" xmlns:cx8="http://schemas.microsoft.com/office/drawing/2016/5/14/chartex" xmlns:mc="http://schemas.openxmlformats.org/markup-compatibility/2006" xmlns:aink="http://schemas.microsoft.com/office/drawing/2016/ink" xmlns:am3d="http://schemas.microsoft.com/office/drawing/2017/model3d" xmlns:o="urn:schemas-microsoft-com:office:office" xmlns:oel="http://schemas.microsoft.com/office/2019/extlst" xmlns:r="http://schemas.openxmlformats.org/officeDocument/2006/relationships" xmlns:m="http://schemas.openxmlformats.org/officeDocument/2006/math" xmlns:v="urn:schemas-microsoft-com:vml" xmlns:wp14="http://schemas.microsoft.com/office/word/2010/wordprocessingDrawing" xmlns:wp="http://schemas.openxmlformats.org/drawingml/2006/wordprocessingDrawing" xmlns:w10="urn:schemas-microsoft-com:office:word" xmlns:w="http://schemas.openxmlformats.org/wordprocessingml/2006/main" xmlns:w14="http://schemas.microsoft.com/office/word/2010/wordml" xmlns:w15="http://schemas.microsoft.com/office/word/2012/wordml" xmlns:w16cex="http://schemas.microsoft.com/office/word/2018/wordml/cex" xmlns:w16cid="http://schemas.microsoft.com/office/word/2016/wordml/cid" xmlns:w16="http://schemas.microsoft.com/office/word/2018/wordml" xmlns:w16sdtdh="http://schemas.microsoft.com/office/word/2020/wordml/sdtdatahash" xmlns:w16se="http://schemas.microsoft.com/office/word/2015/wordml/symex" xmlns:wpg="http://schemas.microsoft.com/office/word/2010/wordprocessingGroup" xmlns:wpi="http://schemas.microsoft.com/office/word/2010/wordprocessingInk" xmlns:wne="http://schemas.microsoft.com/office/word/2006/wordml" xmlns:wps="http://schemas.microsoft.com/office/word/2010/wordprocessingShape" mc:Ignorable="w14 w15 w16se w16cid w16 w16cex w16sdtdh wp14">
   <w:abstractNum w:abstractNumId="0" w15:restartNumberingAfterBreak="0">
-    <w:nsid w:val="10BF2543"/>
+    <w:nsid w:val="11D12AF8"/>
     <w:multiLevelType w:val="hybridMultilevel"/>
-    <w:tmpl w:val="63368FC8"/>
-    <w:lvl w:ilvl="0" w:tplc="97E25632">
-      <w:start w:val="1"/>
-      <w:numFmt w:val="bullet"/>
-      <w:lvlText w:val="●"/>
-      <w:lvlJc w:val="left"/>
-      <w:pPr>
-        <w:ind w:left="720" w:hanging="360"/>
-      </w:pPr>
-    </w:lvl>
-    <w:lvl w:ilvl="1" w:tplc="21F86FDE">
-      <w:start w:val="1"/>
-      <w:numFmt w:val="bullet"/>
-      <w:lvlText w:val="○"/>
-      <w:lvlJc w:val="left"/>
-      <w:pPr>
-        <w:ind w:left="1440" w:hanging="360"/>
-      </w:pPr>
-    </w:lvl>
-    <w:lvl w:ilvl="2" w:tplc="386A8A46">
-      <w:start w:val="1"/>
-      <w:numFmt w:val="bullet"/>
-      <w:lvlText w:val="■"/>
-      <w:lvlJc w:val="left"/>
-      <w:pPr>
-        <w:ind w:left="2160" w:hanging="360"/>
-      </w:pPr>
-    </w:lvl>
-    <w:lvl w:ilvl="3" w:tplc="1A4E6590">
-      <w:start w:val="1"/>
-      <w:numFmt w:val="bullet"/>
-      <w:lvlText w:val="●"/>
-      <w:lvlJc w:val="left"/>
-      <w:pPr>
-        <w:ind w:left="2880" w:hanging="360"/>
-      </w:pPr>
-    </w:lvl>
-    <w:lvl w:ilvl="4" w:tplc="C8920868">
-      <w:start w:val="1"/>
-      <w:numFmt w:val="bullet"/>
-      <w:lvlText w:val="○"/>
-      <w:lvlJc w:val="left"/>
-      <w:pPr>
-        <w:ind w:left="3600" w:hanging="360"/>
-      </w:pPr>
-    </w:lvl>
-    <w:lvl w:ilvl="5" w:tplc="D354C1F8">
-      <w:start w:val="1"/>
-      <w:numFmt w:val="bullet"/>
-      <w:lvlText w:val="■"/>
-      <w:lvlJc w:val="left"/>
-      <w:pPr>
-        <w:ind w:left="4320" w:hanging="360"/>
-      </w:pPr>
-    </w:lvl>
-    <w:lvl w:ilvl="6" w:tplc="BDF28E5A">
-      <w:start w:val="1"/>
-      <w:numFmt w:val="bullet"/>
-      <w:lvlText w:val="●"/>
-      <w:lvlJc w:val="left"/>
-      <w:pPr>
-        <w:ind w:left="5040" w:hanging="360"/>
-      </w:pPr>
-    </w:lvl>
-    <w:lvl w:ilvl="7" w:tplc="975AF8E2">
-      <w:start w:val="1"/>
-      <w:numFmt w:val="bullet"/>
-      <w:lvlText w:val="●"/>
-      <w:lvlJc w:val="left"/>
-      <w:pPr>
-        <w:ind w:left="5760" w:hanging="360"/>
-      </w:pPr>
-    </w:lvl>
-    <w:lvl w:ilvl="8" w:tplc="C17C2484">
-      <w:start w:val="1"/>
-      <w:numFmt w:val="bullet"/>
-      <w:lvlText w:val="●"/>
-      <w:lvlJc w:val="left"/>
-      <w:pPr>
-        <w:ind w:left="6480" w:hanging="360"/>
-      </w:pPr>
-    </w:lvl>
-  </w:abstractNum>
-  <w:abstractNum w:abstractNumId="1" w15:restartNumberingAfterBreak="0">
-    <w:nsid w:val="13415E2B"/>
-    <w:multiLevelType w:val="hybridMultilevel"/>
-    <w:tmpl w:val="D15E7D2A"/>
-    <w:lvl w:ilvl="0" w:tplc="53AC69E4">
+    <w:tmpl w:val="35F2F5C8"/>
+    <w:lvl w:ilvl="0" w:tplc="9A484AD8">
       <w:start w:val="1"/>
       <w:numFmt w:val="bullet"/>
       <w:lvlText w:val="•"/>
@@ -5441,55 +5405,141 @@
         <w:szCs w:val="22"/>
       </w:rPr>
     </w:lvl>
-    <w:lvl w:ilvl="1" w:tplc="D1D44226">
+    <w:lvl w:ilvl="1" w:tplc="AA4A5324">
       <w:numFmt w:val="decimal"/>
       <w:lvlText w:val=""/>
       <w:lvlJc w:val="left"/>
     </w:lvl>
-    <w:lvl w:ilvl="2" w:tplc="1528EFB4">
+    <w:lvl w:ilvl="2" w:tplc="17C40B7E">
       <w:numFmt w:val="decimal"/>
       <w:lvlText w:val=""/>
       <w:lvlJc w:val="left"/>
     </w:lvl>
-    <w:lvl w:ilvl="3" w:tplc="6BC008C6">
+    <w:lvl w:ilvl="3" w:tplc="44B685FC">
       <w:numFmt w:val="decimal"/>
       <w:lvlText w:val=""/>
       <w:lvlJc w:val="left"/>
     </w:lvl>
-    <w:lvl w:ilvl="4" w:tplc="0CD0CDC6">
+    <w:lvl w:ilvl="4" w:tplc="8F3A1AE2">
       <w:numFmt w:val="decimal"/>
       <w:lvlText w:val=""/>
       <w:lvlJc w:val="left"/>
     </w:lvl>
-    <w:lvl w:ilvl="5" w:tplc="D346B32C">
+    <w:lvl w:ilvl="5" w:tplc="BF5E1B3E">
       <w:numFmt w:val="decimal"/>
       <w:lvlText w:val=""/>
       <w:lvlJc w:val="left"/>
     </w:lvl>
-    <w:lvl w:ilvl="6" w:tplc="577EDC06">
+    <w:lvl w:ilvl="6" w:tplc="5F06F25E">
       <w:numFmt w:val="decimal"/>
       <w:lvlText w:val=""/>
       <w:lvlJc w:val="left"/>
     </w:lvl>
-    <w:lvl w:ilvl="7" w:tplc="54DE3DDC">
+    <w:lvl w:ilvl="7" w:tplc="B748B4CA">
       <w:numFmt w:val="decimal"/>
       <w:lvlText w:val=""/>
       <w:lvlJc w:val="left"/>
     </w:lvl>
-    <w:lvl w:ilvl="8" w:tplc="87D0D9FC">
+    <w:lvl w:ilvl="8" w:tplc="4B509546">
       <w:numFmt w:val="decimal"/>
       <w:lvlText w:val=""/>
       <w:lvlJc w:val="left"/>
     </w:lvl>
   </w:abstractNum>
-  <w:num w:numId="1" w16cid:durableId="1732733130">
-    <w:abstractNumId w:val="0"/>
+  <w:abstractNum w:abstractNumId="1" w15:restartNumberingAfterBreak="0">
+    <w:nsid w:val="73AE3763"/>
+    <w:multiLevelType w:val="hybridMultilevel"/>
+    <w:tmpl w:val="04E63164"/>
+    <w:lvl w:ilvl="0" w:tplc="2ED29F3E">
+      <w:start w:val="1"/>
+      <w:numFmt w:val="bullet"/>
+      <w:lvlText w:val="●"/>
+      <w:lvlJc w:val="left"/>
+      <w:pPr>
+        <w:ind w:left="720" w:hanging="360"/>
+      </w:pPr>
+    </w:lvl>
+    <w:lvl w:ilvl="1" w:tplc="8FAADAD2">
+      <w:start w:val="1"/>
+      <w:numFmt w:val="bullet"/>
+      <w:lvlText w:val="○"/>
+      <w:lvlJc w:val="left"/>
+      <w:pPr>
+        <w:ind w:left="1440" w:hanging="360"/>
+      </w:pPr>
+    </w:lvl>
+    <w:lvl w:ilvl="2" w:tplc="5C663950">
+      <w:start w:val="1"/>
+      <w:numFmt w:val="bullet"/>
+      <w:lvlText w:val="■"/>
+      <w:lvlJc w:val="left"/>
+      <w:pPr>
+        <w:ind w:left="2160" w:hanging="360"/>
+      </w:pPr>
+    </w:lvl>
+    <w:lvl w:ilvl="3" w:tplc="FBD8284C">
+      <w:start w:val="1"/>
+      <w:numFmt w:val="bullet"/>
+      <w:lvlText w:val="●"/>
+      <w:lvlJc w:val="left"/>
+      <w:pPr>
+        <w:ind w:left="2880" w:hanging="360"/>
+      </w:pPr>
+    </w:lvl>
+    <w:lvl w:ilvl="4" w:tplc="3044127E">
+      <w:start w:val="1"/>
+      <w:numFmt w:val="bullet"/>
+      <w:lvlText w:val="○"/>
+      <w:lvlJc w:val="left"/>
+      <w:pPr>
+        <w:ind w:left="3600" w:hanging="360"/>
+      </w:pPr>
+    </w:lvl>
+    <w:lvl w:ilvl="5" w:tplc="EDE2873E">
+      <w:start w:val="1"/>
+      <w:numFmt w:val="bullet"/>
+      <w:lvlText w:val="■"/>
+      <w:lvlJc w:val="left"/>
+      <w:pPr>
+        <w:ind w:left="4320" w:hanging="360"/>
+      </w:pPr>
+    </w:lvl>
+    <w:lvl w:ilvl="6" w:tplc="F5660766">
+      <w:start w:val="1"/>
+      <w:numFmt w:val="bullet"/>
+      <w:lvlText w:val="●"/>
+      <w:lvlJc w:val="left"/>
+      <w:pPr>
+        <w:ind w:left="5040" w:hanging="360"/>
+      </w:pPr>
+    </w:lvl>
+    <w:lvl w:ilvl="7" w:tplc="490E03A4">
+      <w:start w:val="1"/>
+      <w:numFmt w:val="bullet"/>
+      <w:lvlText w:val="●"/>
+      <w:lvlJc w:val="left"/>
+      <w:pPr>
+        <w:ind w:left="5760" w:hanging="360"/>
+      </w:pPr>
+    </w:lvl>
+    <w:lvl w:ilvl="8" w:tplc="0B6A442C">
+      <w:start w:val="1"/>
+      <w:numFmt w:val="bullet"/>
+      <w:lvlText w:val="●"/>
+      <w:lvlJc w:val="left"/>
+      <w:pPr>
+        <w:ind w:left="6480" w:hanging="360"/>
+      </w:pPr>
+    </w:lvl>
+  </w:abstractNum>
+  <w:num w:numId="1" w16cid:durableId="597521251">
+    <w:abstractNumId w:val="1"/>
     <w:lvlOverride w:ilvl="0">
       <w:startOverride w:val="1"/>
     </w:lvlOverride>
   </w:num>
-  <w:num w:numId="2" w16cid:durableId="1485701709">
-    <w:abstractNumId w:val="1"/>
+  <w:num w:numId="2" w16cid:durableId="142742381">
+    <w:abstractNumId w:val="0"/>
     <w:lvlOverride w:ilvl="0">
       <w:startOverride w:val="1"/>
     </w:lvlOverride>

--- a/AIIS-Surat-Kesehatan-PSB-26-27-REVISED (1).docx
+++ b/AIIS-Surat-Kesehatan-PSB-26-27-REVISED (1).docx
@@ -14,67 +14,7 @@
           <w:sz w:val="32"/>
           <w:szCs w:val="32"/>
         </w:rPr>
-        <w:t>بسم</w:t>
-      </w:r>
-      <w:r>
-        <w:rPr>
-          <w:rFonts w:ascii="Traditional Arabic" w:eastAsia="Traditional Arabic" w:hAnsi="Traditional Arabic" w:cs="Traditional Arabic"/>
-          <w:b/>
-          <w:bCs/>
-          <w:sz w:val="32"/>
-          <w:szCs w:val="32"/>
-        </w:rPr>
-        <w:t xml:space="preserve"> </w:t>
-      </w:r>
-      <w:r>
-        <w:rPr>
-          <w:rFonts w:ascii="Traditional Arabic" w:eastAsia="Traditional Arabic" w:hAnsi="Traditional Arabic" w:cs="Traditional Arabic"/>
-          <w:b/>
-          <w:bCs/>
-          <w:sz w:val="32"/>
-          <w:szCs w:val="32"/>
-        </w:rPr>
-        <w:t>الله</w:t>
-      </w:r>
-      <w:r>
-        <w:rPr>
-          <w:rFonts w:ascii="Traditional Arabic" w:eastAsia="Traditional Arabic" w:hAnsi="Traditional Arabic" w:cs="Traditional Arabic"/>
-          <w:b/>
-          <w:bCs/>
-          <w:sz w:val="32"/>
-          <w:szCs w:val="32"/>
-        </w:rPr>
-        <w:t xml:space="preserve"> </w:t>
-      </w:r>
-      <w:r>
-        <w:rPr>
-          <w:rFonts w:ascii="Traditional Arabic" w:eastAsia="Traditional Arabic" w:hAnsi="Traditional Arabic" w:cs="Traditional Arabic"/>
-          <w:b/>
-          <w:bCs/>
-          <w:sz w:val="32"/>
-          <w:szCs w:val="32"/>
-        </w:rPr>
-        <w:t>الرحمن</w:t>
-      </w:r>
-      <w:r>
-        <w:rPr>
-          <w:rFonts w:ascii="Traditional Arabic" w:eastAsia="Traditional Arabic" w:hAnsi="Traditional Arabic" w:cs="Traditional Arabic"/>
-          <w:b/>
-          <w:bCs/>
-          <w:sz w:val="32"/>
-          <w:szCs w:val="32"/>
-        </w:rPr>
-        <w:t xml:space="preserve"> </w:t>
-      </w:r>
-      <w:r>
-        <w:rPr>
-          <w:rFonts w:ascii="Traditional Arabic" w:eastAsia="Traditional Arabic" w:hAnsi="Traditional Arabic" w:cs="Traditional Arabic"/>
-          <w:b/>
-          <w:bCs/>
-          <w:sz w:val="32"/>
-          <w:szCs w:val="32"/>
-        </w:rPr>
-        <w:t>الرحيم</w:t>
+        <w:t>بسم الله الرحمن الرحيم</w:t>
       </w:r>
     </w:p>
     <w:p/>
@@ -149,12 +89,6 @@
         <w:gridCol w:w="7266"/>
       </w:tblGrid>
       <w:tr>
-        <w:tblPrEx>
-          <w:tblCellMar>
-            <w:top w:w="0" w:type="dxa"/>
-            <w:bottom w:w="0" w:type="dxa"/>
-          </w:tblCellMar>
-        </w:tblPrEx>
         <w:tc>
           <w:tcPr>
             <w:tcW w:w="1200" w:type="dxa"/>
@@ -235,12 +169,6 @@
         </w:tc>
       </w:tr>
       <w:tr>
-        <w:tblPrEx>
-          <w:tblCellMar>
-            <w:top w:w="0" w:type="dxa"/>
-            <w:bottom w:w="0" w:type="dxa"/>
-          </w:tblCellMar>
-        </w:tblPrEx>
         <w:tc>
           <w:tcPr>
             <w:tcW w:w="1200" w:type="dxa"/>
@@ -423,12 +351,6 @@
         <w:gridCol w:w="6220"/>
       </w:tblGrid>
       <w:tr>
-        <w:tblPrEx>
-          <w:tblCellMar>
-            <w:top w:w="0" w:type="dxa"/>
-            <w:bottom w:w="0" w:type="dxa"/>
-          </w:tblCellMar>
-        </w:tblPrEx>
         <w:tc>
           <w:tcPr>
             <w:tcW w:w="2400" w:type="dxa"/>
@@ -509,12 +431,6 @@
         </w:tc>
       </w:tr>
       <w:tr>
-        <w:tblPrEx>
-          <w:tblCellMar>
-            <w:top w:w="0" w:type="dxa"/>
-            <w:bottom w:w="0" w:type="dxa"/>
-          </w:tblCellMar>
-        </w:tblPrEx>
         <w:tc>
           <w:tcPr>
             <w:tcW w:w="2400" w:type="dxa"/>
@@ -595,12 +511,6 @@
         </w:tc>
       </w:tr>
       <w:tr>
-        <w:tblPrEx>
-          <w:tblCellMar>
-            <w:top w:w="0" w:type="dxa"/>
-            <w:bottom w:w="0" w:type="dxa"/>
-          </w:tblCellMar>
-        </w:tblPrEx>
         <w:tc>
           <w:tcPr>
             <w:tcW w:w="2400" w:type="dxa"/>
@@ -681,12 +591,6 @@
         </w:tc>
       </w:tr>
       <w:tr>
-        <w:tblPrEx>
-          <w:tblCellMar>
-            <w:top w:w="0" w:type="dxa"/>
-            <w:bottom w:w="0" w:type="dxa"/>
-          </w:tblCellMar>
-        </w:tblPrEx>
         <w:tc>
           <w:tcPr>
             <w:tcW w:w="2400" w:type="dxa"/>
@@ -956,12 +860,6 @@
         <w:gridCol w:w="4333"/>
       </w:tblGrid>
       <w:tr>
-        <w:tblPrEx>
-          <w:tblCellMar>
-            <w:top w:w="0" w:type="dxa"/>
-            <w:bottom w:w="0" w:type="dxa"/>
-          </w:tblCellMar>
-        </w:tblPrEx>
         <w:tc>
           <w:tcPr>
             <w:tcW w:w="4333" w:type="dxa"/>
@@ -1079,67 +977,7 @@
           <w:szCs w:val="32"/>
         </w:rPr>
         <w:lastRenderedPageBreak/>
-        <w:t>بسم</w:t>
-      </w:r>
-      <w:r>
-        <w:rPr>
-          <w:rFonts w:ascii="Traditional Arabic" w:eastAsia="Traditional Arabic" w:hAnsi="Traditional Arabic" w:cs="Traditional Arabic"/>
-          <w:b/>
-          <w:bCs/>
-          <w:sz w:val="32"/>
-          <w:szCs w:val="32"/>
-        </w:rPr>
-        <w:t xml:space="preserve"> </w:t>
-      </w:r>
-      <w:r>
-        <w:rPr>
-          <w:rFonts w:ascii="Traditional Arabic" w:eastAsia="Traditional Arabic" w:hAnsi="Traditional Arabic" w:cs="Traditional Arabic"/>
-          <w:b/>
-          <w:bCs/>
-          <w:sz w:val="32"/>
-          <w:szCs w:val="32"/>
-        </w:rPr>
-        <w:t>الله</w:t>
-      </w:r>
-      <w:r>
-        <w:rPr>
-          <w:rFonts w:ascii="Traditional Arabic" w:eastAsia="Traditional Arabic" w:hAnsi="Traditional Arabic" w:cs="Traditional Arabic"/>
-          <w:b/>
-          <w:bCs/>
-          <w:sz w:val="32"/>
-          <w:szCs w:val="32"/>
-        </w:rPr>
-        <w:t xml:space="preserve"> </w:t>
-      </w:r>
-      <w:r>
-        <w:rPr>
-          <w:rFonts w:ascii="Traditional Arabic" w:eastAsia="Traditional Arabic" w:hAnsi="Traditional Arabic" w:cs="Traditional Arabic"/>
-          <w:b/>
-          <w:bCs/>
-          <w:sz w:val="32"/>
-          <w:szCs w:val="32"/>
-        </w:rPr>
-        <w:t>الرحمن</w:t>
-      </w:r>
-      <w:r>
-        <w:rPr>
-          <w:rFonts w:ascii="Traditional Arabic" w:eastAsia="Traditional Arabic" w:hAnsi="Traditional Arabic" w:cs="Traditional Arabic"/>
-          <w:b/>
-          <w:bCs/>
-          <w:sz w:val="32"/>
-          <w:szCs w:val="32"/>
-        </w:rPr>
-        <w:t xml:space="preserve"> </w:t>
-      </w:r>
-      <w:r>
-        <w:rPr>
-          <w:rFonts w:ascii="Traditional Arabic" w:eastAsia="Traditional Arabic" w:hAnsi="Traditional Arabic" w:cs="Traditional Arabic"/>
-          <w:b/>
-          <w:bCs/>
-          <w:sz w:val="32"/>
-          <w:szCs w:val="32"/>
-        </w:rPr>
-        <w:t>الرحيم</w:t>
+        <w:t>بسم الله الرحمن الرحيم</w:t>
       </w:r>
     </w:p>
     <w:p/>
@@ -1237,12 +1075,6 @@
         <w:gridCol w:w="6220"/>
       </w:tblGrid>
       <w:tr>
-        <w:tblPrEx>
-          <w:tblCellMar>
-            <w:top w:w="0" w:type="dxa"/>
-            <w:bottom w:w="0" w:type="dxa"/>
-          </w:tblCellMar>
-        </w:tblPrEx>
         <w:tc>
           <w:tcPr>
             <w:tcW w:w="2400" w:type="dxa"/>
@@ -1323,12 +1155,6 @@
         </w:tc>
       </w:tr>
       <w:tr>
-        <w:tblPrEx>
-          <w:tblCellMar>
-            <w:top w:w="0" w:type="dxa"/>
-            <w:bottom w:w="0" w:type="dxa"/>
-          </w:tblCellMar>
-        </w:tblPrEx>
         <w:tc>
           <w:tcPr>
             <w:tcW w:w="2400" w:type="dxa"/>
@@ -1409,12 +1235,6 @@
         </w:tc>
       </w:tr>
       <w:tr>
-        <w:tblPrEx>
-          <w:tblCellMar>
-            <w:top w:w="0" w:type="dxa"/>
-            <w:bottom w:w="0" w:type="dxa"/>
-          </w:tblCellMar>
-        </w:tblPrEx>
         <w:tc>
           <w:tcPr>
             <w:tcW w:w="2400" w:type="dxa"/>
@@ -1495,12 +1315,6 @@
         </w:tc>
       </w:tr>
       <w:tr>
-        <w:tblPrEx>
-          <w:tblCellMar>
-            <w:top w:w="0" w:type="dxa"/>
-            <w:bottom w:w="0" w:type="dxa"/>
-          </w:tblCellMar>
-        </w:tblPrEx>
         <w:tc>
           <w:tcPr>
             <w:tcW w:w="2400" w:type="dxa"/>
@@ -1643,12 +1457,6 @@
         <w:gridCol w:w="3303"/>
       </w:tblGrid>
       <w:tr>
-        <w:tblPrEx>
-          <w:tblCellMar>
-            <w:top w:w="0" w:type="dxa"/>
-            <w:bottom w:w="0" w:type="dxa"/>
-          </w:tblCellMar>
-        </w:tblPrEx>
         <w:tc>
           <w:tcPr>
             <w:tcW w:w="0" w:type="auto"/>
@@ -1735,12 +1543,6 @@
         </w:tc>
       </w:tr>
       <w:tr>
-        <w:tblPrEx>
-          <w:tblCellMar>
-            <w:top w:w="0" w:type="dxa"/>
-            <w:bottom w:w="0" w:type="dxa"/>
-          </w:tblCellMar>
-        </w:tblPrEx>
         <w:tc>
           <w:tcPr>
             <w:tcW w:w="0" w:type="auto"/>
@@ -1824,12 +1626,6 @@
         </w:tc>
       </w:tr>
       <w:tr>
-        <w:tblPrEx>
-          <w:tblCellMar>
-            <w:top w:w="0" w:type="dxa"/>
-            <w:bottom w:w="0" w:type="dxa"/>
-          </w:tblCellMar>
-        </w:tblPrEx>
         <w:tc>
           <w:tcPr>
             <w:tcW w:w="0" w:type="auto"/>
@@ -1913,12 +1709,6 @@
         </w:tc>
       </w:tr>
       <w:tr>
-        <w:tblPrEx>
-          <w:tblCellMar>
-            <w:top w:w="0" w:type="dxa"/>
-            <w:bottom w:w="0" w:type="dxa"/>
-          </w:tblCellMar>
-        </w:tblPrEx>
         <w:tc>
           <w:tcPr>
             <w:tcW w:w="0" w:type="auto"/>
@@ -2002,12 +1792,6 @@
         </w:tc>
       </w:tr>
       <w:tr>
-        <w:tblPrEx>
-          <w:tblCellMar>
-            <w:top w:w="0" w:type="dxa"/>
-            <w:bottom w:w="0" w:type="dxa"/>
-          </w:tblCellMar>
-        </w:tblPrEx>
         <w:tc>
           <w:tcPr>
             <w:tcW w:w="0" w:type="auto"/>
@@ -2091,12 +1875,6 @@
         </w:tc>
       </w:tr>
       <w:tr>
-        <w:tblPrEx>
-          <w:tblCellMar>
-            <w:top w:w="0" w:type="dxa"/>
-            <w:bottom w:w="0" w:type="dxa"/>
-          </w:tblCellMar>
-        </w:tblPrEx>
         <w:tc>
           <w:tcPr>
             <w:tcW w:w="0" w:type="auto"/>
@@ -2240,12 +2018,6 @@
         <w:gridCol w:w="736"/>
       </w:tblGrid>
       <w:tr>
-        <w:tblPrEx>
-          <w:tblCellMar>
-            <w:top w:w="0" w:type="dxa"/>
-            <w:bottom w:w="0" w:type="dxa"/>
-          </w:tblCellMar>
-        </w:tblPrEx>
         <w:tc>
           <w:tcPr>
             <w:tcW w:w="1950" w:type="dxa"/>
@@ -2428,12 +2200,6 @@
         </w:tc>
       </w:tr>
       <w:tr>
-        <w:tblPrEx>
-          <w:tblCellMar>
-            <w:top w:w="0" w:type="dxa"/>
-            <w:bottom w:w="0" w:type="dxa"/>
-          </w:tblCellMar>
-        </w:tblPrEx>
         <w:tc>
           <w:tcPr>
             <w:tcW w:w="1950" w:type="dxa"/>
@@ -2568,12 +2334,6 @@
         </w:tc>
       </w:tr>
       <w:tr>
-        <w:tblPrEx>
-          <w:tblCellMar>
-            <w:top w:w="0" w:type="dxa"/>
-            <w:bottom w:w="0" w:type="dxa"/>
-          </w:tblCellMar>
-        </w:tblPrEx>
         <w:tc>
           <w:tcPr>
             <w:tcW w:w="1950" w:type="dxa"/>
@@ -2722,12 +2482,6 @@
         </w:tc>
       </w:tr>
       <w:tr>
-        <w:tblPrEx>
-          <w:tblCellMar>
-            <w:top w:w="0" w:type="dxa"/>
-            <w:bottom w:w="0" w:type="dxa"/>
-          </w:tblCellMar>
-        </w:tblPrEx>
         <w:tc>
           <w:tcPr>
             <w:tcW w:w="1950" w:type="dxa"/>
@@ -2869,12 +2623,6 @@
         </w:tc>
       </w:tr>
       <w:tr>
-        <w:tblPrEx>
-          <w:tblCellMar>
-            <w:top w:w="0" w:type="dxa"/>
-            <w:bottom w:w="0" w:type="dxa"/>
-          </w:tblCellMar>
-        </w:tblPrEx>
         <w:tc>
           <w:tcPr>
             <w:tcW w:w="1950" w:type="dxa"/>
@@ -3023,12 +2771,6 @@
         </w:tc>
       </w:tr>
       <w:tr>
-        <w:tblPrEx>
-          <w:tblCellMar>
-            <w:top w:w="0" w:type="dxa"/>
-            <w:bottom w:w="0" w:type="dxa"/>
-          </w:tblCellMar>
-        </w:tblPrEx>
         <w:tc>
           <w:tcPr>
             <w:tcW w:w="1950" w:type="dxa"/>
@@ -3170,12 +2912,6 @@
         </w:tc>
       </w:tr>
       <w:tr>
-        <w:tblPrEx>
-          <w:tblCellMar>
-            <w:top w:w="0" w:type="dxa"/>
-            <w:bottom w:w="0" w:type="dxa"/>
-          </w:tblCellMar>
-        </w:tblPrEx>
         <w:tc>
           <w:tcPr>
             <w:tcW w:w="1950" w:type="dxa"/>
@@ -3310,12 +3046,6 @@
         </w:tc>
       </w:tr>
       <w:tr>
-        <w:tblPrEx>
-          <w:tblCellMar>
-            <w:top w:w="0" w:type="dxa"/>
-            <w:bottom w:w="0" w:type="dxa"/>
-          </w:tblCellMar>
-        </w:tblPrEx>
         <w:tc>
           <w:tcPr>
             <w:tcW w:w="1950" w:type="dxa"/>
@@ -3464,12 +3194,6 @@
         </w:tc>
       </w:tr>
       <w:tr>
-        <w:tblPrEx>
-          <w:tblCellMar>
-            <w:top w:w="0" w:type="dxa"/>
-            <w:bottom w:w="0" w:type="dxa"/>
-          </w:tblCellMar>
-        </w:tblPrEx>
         <w:tc>
           <w:tcPr>
             <w:tcW w:w="1950" w:type="dxa"/>
@@ -3618,12 +3342,6 @@
         </w:tc>
       </w:tr>
       <w:tr>
-        <w:tblPrEx>
-          <w:tblCellMar>
-            <w:top w:w="0" w:type="dxa"/>
-            <w:bottom w:w="0" w:type="dxa"/>
-          </w:tblCellMar>
-        </w:tblPrEx>
         <w:tc>
           <w:tcPr>
             <w:tcW w:w="1950" w:type="dxa"/>
@@ -3772,12 +3490,6 @@
         </w:tc>
       </w:tr>
       <w:tr>
-        <w:tblPrEx>
-          <w:tblCellMar>
-            <w:top w:w="0" w:type="dxa"/>
-            <w:bottom w:w="0" w:type="dxa"/>
-          </w:tblCellMar>
-        </w:tblPrEx>
         <w:tc>
           <w:tcPr>
             <w:tcW w:w="1950" w:type="dxa"/>
@@ -3919,12 +3631,6 @@
         </w:tc>
       </w:tr>
       <w:tr>
-        <w:tblPrEx>
-          <w:tblCellMar>
-            <w:top w:w="0" w:type="dxa"/>
-            <w:bottom w:w="0" w:type="dxa"/>
-          </w:tblCellMar>
-        </w:tblPrEx>
         <w:tc>
           <w:tcPr>
             <w:tcW w:w="1950" w:type="dxa"/>
@@ -4066,12 +3772,6 @@
         </w:tc>
       </w:tr>
       <w:tr>
-        <w:tblPrEx>
-          <w:tblCellMar>
-            <w:top w:w="0" w:type="dxa"/>
-            <w:bottom w:w="0" w:type="dxa"/>
-          </w:tblCellMar>
-        </w:tblPrEx>
         <w:tc>
           <w:tcPr>
             <w:tcW w:w="1950" w:type="dxa"/>
@@ -4220,12 +3920,6 @@
         </w:tc>
       </w:tr>
       <w:tr>
-        <w:tblPrEx>
-          <w:tblCellMar>
-            <w:top w:w="0" w:type="dxa"/>
-            <w:bottom w:w="0" w:type="dxa"/>
-          </w:tblCellMar>
-        </w:tblPrEx>
         <w:tc>
           <w:tcPr>
             <w:tcW w:w="1950" w:type="dxa"/>
@@ -4374,12 +4068,6 @@
         </w:tc>
       </w:tr>
       <w:tr>
-        <w:tblPrEx>
-          <w:tblCellMar>
-            <w:top w:w="0" w:type="dxa"/>
-            <w:bottom w:w="0" w:type="dxa"/>
-          </w:tblCellMar>
-        </w:tblPrEx>
         <w:tc>
           <w:tcPr>
             <w:tcW w:w="1950" w:type="dxa"/>
@@ -4521,12 +4209,6 @@
         </w:tc>
       </w:tr>
       <w:tr>
-        <w:tblPrEx>
-          <w:tblCellMar>
-            <w:top w:w="0" w:type="dxa"/>
-            <w:bottom w:w="0" w:type="dxa"/>
-          </w:tblCellMar>
-        </w:tblPrEx>
         <w:tc>
           <w:tcPr>
             <w:tcW w:w="1950" w:type="dxa"/>
@@ -4668,12 +4350,6 @@
         </w:tc>
       </w:tr>
       <w:tr>
-        <w:tblPrEx>
-          <w:tblCellMar>
-            <w:top w:w="0" w:type="dxa"/>
-            <w:bottom w:w="0" w:type="dxa"/>
-          </w:tblCellMar>
-        </w:tblPrEx>
         <w:tc>
           <w:tcPr>
             <w:tcW w:w="1950" w:type="dxa"/>
@@ -4822,12 +4498,6 @@
         </w:tc>
       </w:tr>
       <w:tr>
-        <w:tblPrEx>
-          <w:tblCellMar>
-            <w:top w:w="0" w:type="dxa"/>
-            <w:bottom w:w="0" w:type="dxa"/>
-          </w:tblCellMar>
-        </w:tblPrEx>
         <w:tc>
           <w:tcPr>
             <w:tcW w:w="1950" w:type="dxa"/>
@@ -4954,12 +4624,6 @@
         </w:tc>
       </w:tr>
       <w:tr>
-        <w:tblPrEx>
-          <w:tblCellMar>
-            <w:top w:w="0" w:type="dxa"/>
-            <w:bottom w:w="0" w:type="dxa"/>
-          </w:tblCellMar>
-        </w:tblPrEx>
         <w:tc>
           <w:tcPr>
             <w:tcW w:w="1950" w:type="dxa"/>
@@ -5093,12 +4757,6 @@
         </w:tc>
       </w:tr>
       <w:tr>
-        <w:tblPrEx>
-          <w:tblCellMar>
-            <w:top w:w="0" w:type="dxa"/>
-            <w:bottom w:w="0" w:type="dxa"/>
-          </w:tblCellMar>
-        </w:tblPrEx>
         <w:tc>
           <w:tcPr>
             <w:tcW w:w="1950" w:type="dxa"/>
@@ -5269,12 +4927,6 @@
         <w:gridCol w:w="4333"/>
       </w:tblGrid>
       <w:tr>
-        <w:tblPrEx>
-          <w:tblCellMar>
-            <w:top w:w="0" w:type="dxa"/>
-            <w:bottom w:w="0" w:type="dxa"/>
-          </w:tblCellMar>
-        </w:tblPrEx>
         <w:tc>
           <w:tcPr>
             <w:tcW w:w="4333" w:type="dxa"/>
